--- a/public/cv/Oladiti Adewale John CV ExecutiveAssistant 2026.docx
+++ b/public/cv/Oladiti Adewale John CV ExecutiveAssistant 2026.docx
@@ -1,6 +1,6 @@
 
 <file path=word/document.xml><?xml version="1.0" encoding="utf-8"?>
-<w:document xmlns:wpc="http://schemas.microsoft.com/office/word/2010/wordprocessingCanvas" xmlns:mc="http://schemas.openxmlformats.org/markup-compatibility/2006" xmlns:o="urn:schemas-microsoft-com:office:office" xmlns:r="http://schemas.openxmlformats.org/officeDocument/2006/relationships" xmlns:m="http://schemas.openxmlformats.org/officeDocument/2006/math" xmlns:v="urn:schemas-microsoft-com:vml" xmlns:wp14="http://schemas.microsoft.com/office/word/2010/wordprocessingDrawing" xmlns:wp="http://schemas.openxmlformats.org/drawingml/2006/wordprocessingDrawing" xmlns:w10="urn:schemas-microsoft-com:office:word" xmlns:w="http://schemas.openxmlformats.org/wordprocessingml/2006/main" xmlns:w14="http://schemas.microsoft.com/office/word/2010/wordml" xmlns:w15="http://schemas.microsoft.com/office/word/2012/wordml" xmlns:wpg="http://schemas.microsoft.com/office/word/2010/wordprocessingGroup" xmlns:wpi="http://schemas.microsoft.com/office/word/2010/wordprocessingInk" xmlns:wne="http://schemas.microsoft.com/office/word/2006/wordml" xmlns:wps="http://schemas.microsoft.com/office/word/2010/wordprocessingShape" xmlns:cx="http://schemas.microsoft.com/office/drawing/2014/chartex" xmlns:cx1="http://schemas.microsoft.com/office/drawing/2015/9/8/chartex" xmlns:cx2="http://schemas.microsoft.com/office/drawing/2015/10/21/chartex" xmlns:cx3="http://schemas.microsoft.com/office/drawing/2016/5/9/chartex" xmlns:cx4="http://schemas.microsoft.com/office/drawing/2016/5/10/chartex" xmlns:cx5="http://schemas.microsoft.com/office/drawing/2016/5/11/chartex" xmlns:cx6="http://schemas.microsoft.com/office/drawing/2016/5/12/chartex" xmlns:cx7="http://schemas.microsoft.com/office/drawing/2016/5/13/chartex" xmlns:cx8="http://schemas.microsoft.com/office/drawing/2016/5/14/chartex" xmlns:aink="http://schemas.microsoft.com/office/drawing/2016/ink" xmlns:am3d="http://schemas.microsoft.com/office/drawing/2017/model3d" xmlns:w16cex="http://schemas.microsoft.com/office/word/2018/wordml/cex" xmlns:w16cid="http://schemas.microsoft.com/office/word/2016/wordml/cid" xmlns:w16="http://schemas.microsoft.com/office/word/2018/wordml" xmlns:w16sdtdh="http://schemas.microsoft.com/office/word/2020/wordml/sdtdatahash" xmlns:w16se="http://schemas.microsoft.com/office/word/2015/wordml/symex" mc:Ignorable="w14 w15 wp14">
+<w:document xmlns:wpc="http://schemas.microsoft.com/office/word/2010/wordprocessingCanvas" xmlns:cx="http://schemas.microsoft.com/office/drawing/2014/chartex" xmlns:cx1="http://schemas.microsoft.com/office/drawing/2015/9/8/chartex" xmlns:cx2="http://schemas.microsoft.com/office/drawing/2015/10/21/chartex" xmlns:cx3="http://schemas.microsoft.com/office/drawing/2016/5/9/chartex" xmlns:cx4="http://schemas.microsoft.com/office/drawing/2016/5/10/chartex" xmlns:cx5="http://schemas.microsoft.com/office/drawing/2016/5/11/chartex" xmlns:cx6="http://schemas.microsoft.com/office/drawing/2016/5/12/chartex" xmlns:cx7="http://schemas.microsoft.com/office/drawing/2016/5/13/chartex" xmlns:cx8="http://schemas.microsoft.com/office/drawing/2016/5/14/chartex" xmlns:mc="http://schemas.openxmlformats.org/markup-compatibility/2006" xmlns:aink="http://schemas.microsoft.com/office/drawing/2016/ink" xmlns:am3d="http://schemas.microsoft.com/office/drawing/2017/model3d" xmlns:o="urn:schemas-microsoft-com:office:office" xmlns:oel="http://schemas.microsoft.com/office/2019/extlst" xmlns:r="http://schemas.openxmlformats.org/officeDocument/2006/relationships" xmlns:m="http://schemas.openxmlformats.org/officeDocument/2006/math" xmlns:v="urn:schemas-microsoft-com:vml" xmlns:wp14="http://schemas.microsoft.com/office/word/2010/wordprocessingDrawing" xmlns:wp="http://schemas.openxmlformats.org/drawingml/2006/wordprocessingDrawing" xmlns:w10="urn:schemas-microsoft-com:office:word" xmlns:w="http://schemas.openxmlformats.org/wordprocessingml/2006/main" xmlns:w14="http://schemas.microsoft.com/office/word/2010/wordml" xmlns:w15="http://schemas.microsoft.com/office/word/2012/wordml" xmlns:w16cex="http://schemas.microsoft.com/office/word/2018/wordml/cex" xmlns:w16cid="http://schemas.microsoft.com/office/word/2016/wordml/cid" xmlns:w16="http://schemas.microsoft.com/office/word/2018/wordml" xmlns:w16du="http://schemas.microsoft.com/office/word/2023/wordml/word16du" xmlns:w16sdtdh="http://schemas.microsoft.com/office/word/2020/wordml/sdtdatahash" xmlns:w16sdtfl="http://schemas.microsoft.com/office/word/2024/wordml/sdtformatlock" xmlns:w16se="http://schemas.microsoft.com/office/word/2015/wordml/symex" xmlns:wpg="http://schemas.microsoft.com/office/word/2010/wordprocessingGroup" xmlns:wpi="http://schemas.microsoft.com/office/word/2010/wordprocessingInk" xmlns:wne="http://schemas.microsoft.com/office/word/2006/wordml" xmlns:wps="http://schemas.microsoft.com/office/word/2010/wordprocessingShape" mc:Ignorable="w14 w15 w16se w16cid w16 w16cex w16sdtdh w16sdtfl w16du wp14">
   <w:body>
     <w:p>
       <w:pPr>
@@ -8,14 +8,14 @@
       </w:pPr>
       <w:r>
         <w:rPr>
-          <w:rFonts w:ascii="Calibri" w:cs="Calibri" w:eastAsia="Calibri" w:hAnsi="Calibri"/>
+          <w:rFonts w:ascii="Calibri" w:eastAsia="Calibri" w:hAnsi="Calibri" w:cs="Calibri"/>
           <w:b/>
           <w:bCs/>
           <w:color w:val="1F3A5F"/>
           <w:sz w:val="40"/>
           <w:szCs w:val="40"/>
         </w:rPr>
-        <w:t xml:space="preserve">OLADITI ADEWALE JOHN</w:t>
+        <w:t>OLADITI ADEWALE JOHN</w:t>
       </w:r>
     </w:p>
     <w:p>
@@ -24,66 +24,131 @@
       </w:pPr>
       <w:r>
         <w:rPr>
-          <w:rFonts w:ascii="Calibri" w:cs="Calibri" w:eastAsia="Calibri" w:hAnsi="Calibri"/>
+          <w:rFonts w:ascii="Calibri" w:eastAsia="Calibri" w:hAnsi="Calibri" w:cs="Calibri"/>
           <w:b/>
           <w:bCs/>
           <w:color w:val="1F3A5F"/>
           <w:sz w:val="22"/>
           <w:szCs w:val="22"/>
         </w:rPr>
-        <w:t xml:space="preserve">Executive Assistant to CEO — Technical &amp; Business Support · Software Engineering Background · MBA</w:t>
+        <w:t>Executive Assistant to CEO — Technical &amp; Business Support · Software Engineering Background · MBA</w:t>
       </w:r>
     </w:p>
     <w:p>
       <w:pPr>
         <w:spacing w:after="30"/>
-      </w:pPr>
-      <w:r>
-        <w:rPr>
-          <w:rFonts w:ascii="Calibri" w:cs="Calibri" w:eastAsia="Calibri" w:hAnsi="Calibri"/>
+        <w:rPr>
+          <w:rFonts w:ascii="Calibri" w:eastAsia="Calibri" w:hAnsi="Calibri" w:cs="Calibri"/>
           <w:color w:val="555555"/>
           <w:sz w:val="18"/>
           <w:szCs w:val="18"/>
         </w:rPr>
-        <w:t xml:space="preserve">Ibadan, Nigeria — Open to Remote / International Opportunities   |   adewale.oladiti28@gmail.com   |   +234 706 760 2193</w:t>
+      </w:pPr>
+      <w:r>
+        <w:rPr>
+          <w:rFonts w:ascii="Calibri" w:eastAsia="Calibri" w:hAnsi="Calibri" w:cs="Calibri"/>
+          <w:color w:val="555555"/>
+          <w:sz w:val="18"/>
+          <w:szCs w:val="18"/>
+        </w:rPr>
+        <w:t>Ibadan, Nigeria — Open to Remote / International Opportunities   |   adewale.oladiti28@gmail.com   |   +234 706 760 2193</w:t>
       </w:r>
     </w:p>
     <w:p>
       <w:pPr>
         <w:pBdr>
-          <w:bottom w:val="single" w:color="CCCCCC" w:sz="6" w:space="4"/>
+          <w:bottom w:val="single" w:sz="6" w:space="4" w:color="CCCCCC"/>
         </w:pBdr>
-        <w:spacing w:after="120"/>
-      </w:pPr>
-      <w:r>
-        <w:rPr>
-          <w:rFonts w:ascii="Calibri" w:cs="Calibri" w:eastAsia="Calibri" w:hAnsi="Calibri"/>
+        <w:spacing w:after="160"/>
+      </w:pPr>
+      <w:r>
+        <w:rPr>
+          <w:rFonts w:ascii="Calibri" w:eastAsia="Calibri" w:hAnsi="Calibri" w:cs="Calibri"/>
           <w:i/>
           <w:iCs/>
           <w:color w:val="555555"/>
           <w:sz w:val="18"/>
           <w:szCs w:val="18"/>
         </w:rPr>
-        <w:t xml:space="preserve">LinkedIn: [add your URL]   |   GitHub: [add your URL]   |   Portfolio: [add your URL]</w:t>
-      </w:r>
+        <w:t xml:space="preserve">LinkedIn: </w:t>
+      </w:r>
+      <w:hyperlink r:id="rId5" w:history="1">
+        <w:r>
+          <w:rPr>
+            <w:rStyle w:val="Hyperlink"/>
+            <w:rFonts w:ascii="Calibri" w:eastAsia="Calibri" w:hAnsi="Calibri" w:cs="Calibri"/>
+            <w:i/>
+            <w:iCs/>
+            <w:sz w:val="18"/>
+            <w:szCs w:val="18"/>
+          </w:rPr>
+          <w:t>Click to open</w:t>
+        </w:r>
+      </w:hyperlink>
+      <w:r>
+        <w:rPr>
+          <w:rFonts w:ascii="Calibri" w:eastAsia="Calibri" w:hAnsi="Calibri" w:cs="Calibri"/>
+          <w:i/>
+          <w:iCs/>
+          <w:color w:val="555555"/>
+          <w:sz w:val="18"/>
+          <w:szCs w:val="18"/>
+        </w:rPr>
+        <w:t xml:space="preserve">   |   GitHub: </w:t>
+      </w:r>
+      <w:hyperlink r:id="rId6" w:history="1">
+        <w:r>
+          <w:rPr>
+            <w:rStyle w:val="Hyperlink"/>
+            <w:rFonts w:ascii="Calibri" w:eastAsia="Calibri" w:hAnsi="Calibri" w:cs="Calibri"/>
+            <w:i/>
+            <w:iCs/>
+            <w:sz w:val="18"/>
+            <w:szCs w:val="18"/>
+          </w:rPr>
+          <w:t>Click to open</w:t>
+        </w:r>
+      </w:hyperlink>
+      <w:r>
+        <w:rPr>
+          <w:rFonts w:ascii="Calibri" w:eastAsia="Calibri" w:hAnsi="Calibri" w:cs="Calibri"/>
+          <w:i/>
+          <w:iCs/>
+          <w:color w:val="555555"/>
+          <w:sz w:val="18"/>
+          <w:szCs w:val="18"/>
+        </w:rPr>
+        <w:t xml:space="preserve">   |   Portfolio: </w:t>
+      </w:r>
+      <w:hyperlink r:id="rId7" w:history="1">
+        <w:r>
+          <w:rPr>
+            <w:rStyle w:val="Hyperlink"/>
+            <w:rFonts w:ascii="Calibri" w:eastAsia="Calibri" w:hAnsi="Calibri" w:cs="Calibri"/>
+            <w:i/>
+            <w:iCs/>
+            <w:sz w:val="18"/>
+            <w:szCs w:val="18"/>
+          </w:rPr>
+          <w:t>Click to open</w:t>
+        </w:r>
+      </w:hyperlink>
     </w:p>
     <w:p>
       <w:pPr>
         <w:pBdr>
-          <w:bottom w:val="single" w:color="CCCCCC" w:sz="4" w:space="2"/>
+          <w:bottom w:val="single" w:sz="4" w:space="2" w:color="CCCCCC"/>
         </w:pBdr>
-        <w:spacing w:after="55" w:before="110"/>
-      </w:pPr>
-      <w:r>
-        <w:rPr>
-          <w:rFonts w:ascii="Calibri" w:cs="Calibri" w:eastAsia="Calibri" w:hAnsi="Calibri"/>
+        <w:spacing w:before="110" w:after="55"/>
+      </w:pPr>
+      <w:r>
+        <w:rPr>
+          <w:rFonts w:ascii="Calibri" w:eastAsia="Calibri" w:hAnsi="Calibri" w:cs="Calibri"/>
           <w:b/>
           <w:bCs/>
           <w:color w:val="1F3A5F"/>
-          <w:sz w:val="20"/>
-          <w:szCs w:val="20"/>
-        </w:rPr>
-        <w:t xml:space="preserve">PROFILE</w:t>
+        </w:rPr>
+        <w:t>PROFILE</w:t>
       </w:r>
     </w:p>
     <w:p>
@@ -92,30 +157,28 @@
       </w:pPr>
       <w:r>
         <w:rPr>
-          <w:rFonts w:ascii="Calibri" w:cs="Calibri" w:eastAsia="Calibri" w:hAnsi="Calibri"/>
-          <w:sz w:val="19"/>
-          <w:szCs w:val="19"/>
-        </w:rPr>
-        <w:t xml:space="preserve">Business-minded technologist pursuing an MBA, with software engineering experience building production systems and coordinating cross-functional delivery under time pressure. Comfortable operating at the intersection of technical and business conversations — able to represent a CEO's priorities to engineering and product teams, triage technical requests, and support decisions with both technical and commercial context. Experienced managing competing priorities across multiple concurrent engagements, working directly with clients and stakeholders, and handling sensitive, confidential data across healthcare and financial systems.</w:t>
+          <w:rFonts w:ascii="Calibri" w:eastAsia="Calibri" w:hAnsi="Calibri" w:cs="Calibri"/>
+          <w:sz w:val="19"/>
+          <w:szCs w:val="19"/>
+        </w:rPr>
+        <w:t>Business-minded technologist pursuing an MBA, with software engineering experience building production systems and coordinating cross-functional delivery under time pressure. Comfortable operating at the intersection of technical and business conversations — able to represent a CEO's priorities to engineering and product teams, triage technical requests, and support decisions with both technical and commercial context. Experienced managing competing priorities across multiple concurrent engagements, working directly with clients and stakeholders, and handling sensitive, confidential data across healthcare and financial systems.</w:t>
       </w:r>
     </w:p>
     <w:p>
       <w:pPr>
         <w:pBdr>
-          <w:bottom w:val="single" w:color="CCCCCC" w:sz="4" w:space="2"/>
+          <w:bottom w:val="single" w:sz="4" w:space="2" w:color="CCCCCC"/>
         </w:pBdr>
-        <w:spacing w:after="55" w:before="110"/>
-      </w:pPr>
-      <w:r>
-        <w:rPr>
-          <w:rFonts w:ascii="Calibri" w:cs="Calibri" w:eastAsia="Calibri" w:hAnsi="Calibri"/>
+        <w:spacing w:before="110" w:after="55"/>
+      </w:pPr>
+      <w:r>
+        <w:rPr>
+          <w:rFonts w:ascii="Calibri" w:eastAsia="Calibri" w:hAnsi="Calibri" w:cs="Calibri"/>
           <w:b/>
           <w:bCs/>
           <w:color w:val="1F3A5F"/>
-          <w:sz w:val="20"/>
-          <w:szCs w:val="20"/>
-        </w:rPr>
-        <w:t xml:space="preserve">EDUCATION</w:t>
+        </w:rPr>
+        <w:t>EDUCATION</w:t>
       </w:r>
     </w:p>
     <w:p>
@@ -124,32 +187,27 @@
       </w:pPr>
       <w:r>
         <w:rPr>
-          <w:rFonts w:ascii="Calibri" w:cs="Calibri" w:eastAsia="Calibri" w:hAnsi="Calibri"/>
+          <w:rFonts w:ascii="Calibri" w:eastAsia="Calibri" w:hAnsi="Calibri" w:cs="Calibri"/>
           <w:b/>
           <w:bCs/>
           <w:color w:val="1F3A5F"/>
-          <w:sz w:val="20"/>
-          <w:szCs w:val="20"/>
-        </w:rPr>
-        <w:t xml:space="preserve">Master of Business Administration (MBA)</w:t>
-      </w:r>
-      <w:r>
-        <w:rPr>
-          <w:rFonts w:ascii="Calibri" w:cs="Calibri" w:eastAsia="Calibri" w:hAnsi="Calibri"/>
-          <w:sz w:val="20"/>
-          <w:szCs w:val="20"/>
+        </w:rPr>
+        <w:t>Master of Business Administration (MBA)</w:t>
+      </w:r>
+      <w:r>
+        <w:rPr>
+          <w:rFonts w:ascii="Calibri" w:eastAsia="Calibri" w:hAnsi="Calibri" w:cs="Calibri"/>
         </w:rPr>
         <w:t xml:space="preserve"> — University of Ibadan</w:t>
       </w:r>
       <w:r>
         <w:rPr>
-          <w:rFonts w:ascii="Calibri" w:cs="Calibri" w:eastAsia="Calibri" w:hAnsi="Calibri"/>
+          <w:rFonts w:ascii="Calibri" w:eastAsia="Calibri" w:hAnsi="Calibri" w:cs="Calibri"/>
           <w:color w:val="555555"/>
           <w:sz w:val="19"/>
           <w:szCs w:val="19"/>
         </w:rPr>
-        <w:t xml:space="preserve">
-Ongoing</w:t>
+        <w:t xml:space="preserve"> Ongoing</w:t>
       </w:r>
     </w:p>
     <w:p>
@@ -158,51 +216,44 @@
       </w:pPr>
       <w:r>
         <w:rPr>
-          <w:rFonts w:ascii="Calibri" w:cs="Calibri" w:eastAsia="Calibri" w:hAnsi="Calibri"/>
+          <w:rFonts w:ascii="Calibri" w:eastAsia="Calibri" w:hAnsi="Calibri" w:cs="Calibri"/>
           <w:b/>
           <w:bCs/>
           <w:color w:val="1F3A5F"/>
-          <w:sz w:val="20"/>
-          <w:szCs w:val="20"/>
-        </w:rPr>
-        <w:t xml:space="preserve">B.Sc. Software Engineering</w:t>
-      </w:r>
-      <w:r>
-        <w:rPr>
-          <w:rFonts w:ascii="Calibri" w:cs="Calibri" w:eastAsia="Calibri" w:hAnsi="Calibri"/>
-          <w:sz w:val="20"/>
-          <w:szCs w:val="20"/>
+        </w:rPr>
+        <w:t>B.Sc. Software Engineering</w:t>
+      </w:r>
+      <w:r>
+        <w:rPr>
+          <w:rFonts w:ascii="Calibri" w:eastAsia="Calibri" w:hAnsi="Calibri" w:cs="Calibri"/>
         </w:rPr>
         <w:t xml:space="preserve"> — First Technical University, Ibadan</w:t>
       </w:r>
       <w:r>
         <w:rPr>
-          <w:rFonts w:ascii="Calibri" w:cs="Calibri" w:eastAsia="Calibri" w:hAnsi="Calibri"/>
+          <w:rFonts w:ascii="Calibri" w:eastAsia="Calibri" w:hAnsi="Calibri" w:cs="Calibri"/>
           <w:color w:val="555555"/>
           <w:sz w:val="19"/>
           <w:szCs w:val="19"/>
         </w:rPr>
-        <w:t xml:space="preserve">
-Dec 2019 – Aug 2023 · CGPA: 4.70 / 5.00</w:t>
+        <w:t xml:space="preserve"> Dec 2019 – Aug 2023 · CGPA: 4.70 / 5.00</w:t>
       </w:r>
     </w:p>
     <w:p>
       <w:pPr>
         <w:pBdr>
-          <w:bottom w:val="single" w:color="CCCCCC" w:sz="4" w:space="2"/>
+          <w:bottom w:val="single" w:sz="4" w:space="2" w:color="CCCCCC"/>
         </w:pBdr>
-        <w:spacing w:after="55" w:before="110"/>
-      </w:pPr>
-      <w:r>
-        <w:rPr>
-          <w:rFonts w:ascii="Calibri" w:cs="Calibri" w:eastAsia="Calibri" w:hAnsi="Calibri"/>
+        <w:spacing w:before="110" w:after="55"/>
+      </w:pPr>
+      <w:r>
+        <w:rPr>
+          <w:rFonts w:ascii="Calibri" w:eastAsia="Calibri" w:hAnsi="Calibri" w:cs="Calibri"/>
           <w:b/>
           <w:bCs/>
           <w:color w:val="1F3A5F"/>
-          <w:sz w:val="20"/>
-          <w:szCs w:val="20"/>
-        </w:rPr>
-        <w:t xml:space="preserve">CORE SKILLS</w:t>
+        </w:rPr>
+        <w:t>CORE SKILLS</w:t>
       </w:r>
     </w:p>
     <w:p>
@@ -211,22 +262,18 @@
       </w:pPr>
       <w:r>
         <w:rPr>
-          <w:rFonts w:ascii="Calibri" w:cs="Calibri" w:eastAsia="Calibri" w:hAnsi="Calibri"/>
+          <w:rFonts w:ascii="Calibri" w:eastAsia="Calibri" w:hAnsi="Calibri" w:cs="Calibri"/>
           <w:b/>
           <w:bCs/>
           <w:color w:val="1F3A5F"/>
-          <w:sz w:val="20"/>
-          <w:szCs w:val="20"/>
         </w:rPr>
         <w:t xml:space="preserve">Business &amp; Executive Support: </w:t>
       </w:r>
       <w:r>
         <w:rPr>
-          <w:rFonts w:ascii="Calibri" w:cs="Calibri" w:eastAsia="Calibri" w:hAnsi="Calibri"/>
-          <w:sz w:val="20"/>
-          <w:szCs w:val="20"/>
-        </w:rPr>
-        <w:t xml:space="preserve">Priority &amp; Task Coordination, Cross-Functional Stakeholder Communication, Client &amp; Vendor Relationship Management, Confidential/Sensitive Data Handling</w:t>
+          <w:rFonts w:ascii="Calibri" w:eastAsia="Calibri" w:hAnsi="Calibri" w:cs="Calibri"/>
+        </w:rPr>
+        <w:t>Priority &amp; Task Coordination, Cross-Functional Stakeholder Communication, Client &amp; Vendor Relationship Management, Confidential/Sensitive Data Handling</w:t>
       </w:r>
     </w:p>
     <w:p>
@@ -235,22 +282,18 @@
       </w:pPr>
       <w:r>
         <w:rPr>
-          <w:rFonts w:ascii="Calibri" w:cs="Calibri" w:eastAsia="Calibri" w:hAnsi="Calibri"/>
+          <w:rFonts w:ascii="Calibri" w:eastAsia="Calibri" w:hAnsi="Calibri" w:cs="Calibri"/>
           <w:b/>
           <w:bCs/>
           <w:color w:val="1F3A5F"/>
-          <w:sz w:val="20"/>
-          <w:szCs w:val="20"/>
         </w:rPr>
         <w:t xml:space="preserve">Technical Fluency: </w:t>
       </w:r>
       <w:r>
         <w:rPr>
-          <w:rFonts w:ascii="Calibri" w:cs="Calibri" w:eastAsia="Calibri" w:hAnsi="Calibri"/>
-          <w:sz w:val="20"/>
-          <w:szCs w:val="20"/>
-        </w:rPr>
-        <w:t xml:space="preserve">Python, Django, React, System Design, RESTful APIs, Cloud &amp; Deployment Basics (AWS, Docker)</w:t>
+          <w:rFonts w:ascii="Calibri" w:eastAsia="Calibri" w:hAnsi="Calibri" w:cs="Calibri"/>
+        </w:rPr>
+        <w:t>Python, Django, React, System Design, RESTful APIs, Cloud &amp; Deployment Basics (AWS, Docker)</w:t>
       </w:r>
     </w:p>
     <w:p>
@@ -259,41 +302,35 @@
       </w:pPr>
       <w:r>
         <w:rPr>
-          <w:rFonts w:ascii="Calibri" w:cs="Calibri" w:eastAsia="Calibri" w:hAnsi="Calibri"/>
+          <w:rFonts w:ascii="Calibri" w:eastAsia="Calibri" w:hAnsi="Calibri" w:cs="Calibri"/>
           <w:b/>
           <w:bCs/>
           <w:color w:val="1F3A5F"/>
-          <w:sz w:val="20"/>
-          <w:szCs w:val="20"/>
         </w:rPr>
         <w:t xml:space="preserve">Business Foundation: </w:t>
       </w:r>
       <w:r>
         <w:rPr>
-          <w:rFonts w:ascii="Calibri" w:cs="Calibri" w:eastAsia="Calibri" w:hAnsi="Calibri"/>
-          <w:sz w:val="20"/>
-          <w:szCs w:val="20"/>
-        </w:rPr>
-        <w:t xml:space="preserve">MBA Coursework (Business Strategy &amp; Operations), Payment/Fintech Systems Exposure, Git/GitHub, CI/CD</w:t>
+          <w:rFonts w:ascii="Calibri" w:eastAsia="Calibri" w:hAnsi="Calibri" w:cs="Calibri"/>
+        </w:rPr>
+        <w:t>MBA Coursework (Business Strategy &amp; Operations), Payment/Fintech Systems Exposure, Git/GitHub, CI/CD</w:t>
       </w:r>
     </w:p>
     <w:p>
       <w:pPr>
         <w:pBdr>
-          <w:bottom w:val="single" w:color="CCCCCC" w:sz="4" w:space="2"/>
+          <w:bottom w:val="single" w:sz="4" w:space="2" w:color="CCCCCC"/>
         </w:pBdr>
-        <w:spacing w:after="55" w:before="110"/>
-      </w:pPr>
-      <w:r>
-        <w:rPr>
-          <w:rFonts w:ascii="Calibri" w:cs="Calibri" w:eastAsia="Calibri" w:hAnsi="Calibri"/>
+        <w:spacing w:before="110" w:after="55"/>
+      </w:pPr>
+      <w:r>
+        <w:rPr>
+          <w:rFonts w:ascii="Calibri" w:eastAsia="Calibri" w:hAnsi="Calibri" w:cs="Calibri"/>
           <w:b/>
           <w:bCs/>
           <w:color w:val="1F3A5F"/>
-          <w:sz w:val="20"/>
-          <w:szCs w:val="20"/>
-        </w:rPr>
-        <w:t xml:space="preserve">PROFESSIONAL EXPERIENCE</w:t>
+        </w:rPr>
+        <w:t>PROFESSIONAL EXPERIENCE</w:t>
       </w:r>
     </w:p>
     <w:p>
@@ -301,29 +338,30 @@
         <w:tabs>
           <w:tab w:val="right" w:pos="9360"/>
         </w:tabs>
-        <w:spacing w:after="10" w:before="70"/>
-      </w:pPr>
-      <w:r>
-        <w:rPr>
-          <w:rFonts w:ascii="Calibri" w:cs="Calibri" w:eastAsia="Calibri" w:hAnsi="Calibri"/>
+        <w:spacing w:before="70" w:after="10"/>
+      </w:pPr>
+      <w:r>
+        <w:rPr>
+          <w:rFonts w:ascii="Calibri" w:eastAsia="Calibri" w:hAnsi="Calibri" w:cs="Calibri"/>
           <w:b/>
           <w:bCs/>
           <w:color w:val="1F3A5F"/>
           <w:sz w:val="21"/>
           <w:szCs w:val="21"/>
         </w:rPr>
-        <w:t xml:space="preserve">Full-Stack Developer</w:t>
-      </w:r>
-      <w:r>
-        <w:rPr>
-          <w:rFonts w:ascii="Calibri" w:cs="Calibri" w:eastAsia="Calibri" w:hAnsi="Calibri"/>
+        <w:t>Full-Stack Developer</w:t>
+      </w:r>
+      <w:r>
+        <w:rPr>
+          <w:rFonts w:ascii="Calibri" w:eastAsia="Calibri" w:hAnsi="Calibri" w:cs="Calibri"/>
           <w:b/>
           <w:bCs/>
           <w:color w:val="555555"/>
           <w:sz w:val="19"/>
           <w:szCs w:val="19"/>
         </w:rPr>
-        <w:t xml:space="preserve">	May 2024 – Present</w:t>
+        <w:tab/>
+        <w:t>May 2024 – Present</w:t>
       </w:r>
     </w:p>
     <w:p>
@@ -332,14 +370,14 @@
       </w:pPr>
       <w:r>
         <w:rPr>
-          <w:rFonts w:ascii="Calibri" w:cs="Calibri" w:eastAsia="Calibri" w:hAnsi="Calibri"/>
+          <w:rFonts w:ascii="Calibri" w:eastAsia="Calibri" w:hAnsi="Calibri" w:cs="Calibri"/>
           <w:i/>
           <w:iCs/>
           <w:color w:val="555555"/>
           <w:sz w:val="19"/>
           <w:szCs w:val="19"/>
         </w:rPr>
-        <w:t xml:space="preserve">Xpress Access Data Solutions — Lagos, Nigeria (Remote)</w:t>
+        <w:t>Xpress Access Data Solutions — Lagos, Nigeria (Remote)</w:t>
       </w:r>
     </w:p>
     <w:p>
@@ -353,11 +391,11 @@
       </w:pPr>
       <w:r>
         <w:rPr>
-          <w:rFonts w:ascii="Calibri" w:cs="Calibri" w:eastAsia="Calibri" w:hAnsi="Calibri"/>
-          <w:sz w:val="19"/>
-          <w:szCs w:val="19"/>
-        </w:rPr>
-        <w:t xml:space="preserve">Work directly with clinical stakeholders and product managers, translating operational priorities into action on a live platform handling sensitive patient data.</w:t>
+          <w:rFonts w:ascii="Calibri" w:eastAsia="Calibri" w:hAnsi="Calibri" w:cs="Calibri"/>
+          <w:sz w:val="19"/>
+          <w:szCs w:val="19"/>
+        </w:rPr>
+        <w:t>Work directly with clinical stakeholders and product managers, translating operational priorities into action on a live platform handling sensitive patient data.</w:t>
       </w:r>
     </w:p>
     <w:p>
@@ -371,11 +409,11 @@
       </w:pPr>
       <w:r>
         <w:rPr>
-          <w:rFonts w:ascii="Calibri" w:cs="Calibri" w:eastAsia="Calibri" w:hAnsi="Calibri"/>
-          <w:sz w:val="19"/>
-          <w:szCs w:val="19"/>
-        </w:rPr>
-        <w:t xml:space="preserve">Manage access permissions across multiple user types, exercising judgment over who can access sensitive information — direct experience with confidentiality and access discipline.</w:t>
+          <w:rFonts w:ascii="Calibri" w:eastAsia="Calibri" w:hAnsi="Calibri" w:cs="Calibri"/>
+          <w:sz w:val="19"/>
+          <w:szCs w:val="19"/>
+        </w:rPr>
+        <w:t>Manage access permissions across multiple user types, exercising judgment over who can access sensitive information — direct experience with confidentiality and access discipline.</w:t>
       </w:r>
     </w:p>
     <w:p>
@@ -389,11 +427,11 @@
       </w:pPr>
       <w:r>
         <w:rPr>
-          <w:rFonts w:ascii="Calibri" w:cs="Calibri" w:eastAsia="Calibri" w:hAnsi="Calibri"/>
-          <w:sz w:val="19"/>
-          <w:szCs w:val="19"/>
-        </w:rPr>
-        <w:t xml:space="preserve">Coordinate with a co-developer to divide responsibilities and keep delivery on track.</w:t>
+          <w:rFonts w:ascii="Calibri" w:eastAsia="Calibri" w:hAnsi="Calibri" w:cs="Calibri"/>
+          <w:sz w:val="19"/>
+          <w:szCs w:val="19"/>
+        </w:rPr>
+        <w:t>Coordinate with a co-developer to divide responsibilities and keep delivery on track.</w:t>
       </w:r>
     </w:p>
     <w:p>
@@ -401,29 +439,30 @@
         <w:tabs>
           <w:tab w:val="right" w:pos="9360"/>
         </w:tabs>
-        <w:spacing w:after="10" w:before="70"/>
-      </w:pPr>
-      <w:r>
-        <w:rPr>
-          <w:rFonts w:ascii="Calibri" w:cs="Calibri" w:eastAsia="Calibri" w:hAnsi="Calibri"/>
+        <w:spacing w:before="70" w:after="10"/>
+      </w:pPr>
+      <w:r>
+        <w:rPr>
+          <w:rFonts w:ascii="Calibri" w:eastAsia="Calibri" w:hAnsi="Calibri" w:cs="Calibri"/>
           <w:b/>
           <w:bCs/>
           <w:color w:val="1F3A5F"/>
           <w:sz w:val="21"/>
           <w:szCs w:val="21"/>
         </w:rPr>
-        <w:t xml:space="preserve">Software Engineer (Contract)</w:t>
-      </w:r>
-      <w:r>
-        <w:rPr>
-          <w:rFonts w:ascii="Calibri" w:cs="Calibri" w:eastAsia="Calibri" w:hAnsi="Calibri"/>
+        <w:t>Software Engineer (Contract)</w:t>
+      </w:r>
+      <w:r>
+        <w:rPr>
+          <w:rFonts w:ascii="Calibri" w:eastAsia="Calibri" w:hAnsi="Calibri" w:cs="Calibri"/>
           <w:b/>
           <w:bCs/>
           <w:color w:val="555555"/>
           <w:sz w:val="19"/>
           <w:szCs w:val="19"/>
         </w:rPr>
-        <w:t xml:space="preserve">	2025 – 2026</w:t>
+        <w:tab/>
+        <w:t>2025 – 2026</w:t>
       </w:r>
     </w:p>
     <w:p>
@@ -432,14 +471,14 @@
       </w:pPr>
       <w:r>
         <w:rPr>
-          <w:rFonts w:ascii="Calibri" w:cs="Calibri" w:eastAsia="Calibri" w:hAnsi="Calibri"/>
+          <w:rFonts w:ascii="Calibri" w:eastAsia="Calibri" w:hAnsi="Calibri" w:cs="Calibri"/>
           <w:i/>
           <w:iCs/>
           <w:color w:val="555555"/>
           <w:sz w:val="19"/>
           <w:szCs w:val="19"/>
         </w:rPr>
-        <w:t xml:space="preserve">Flourish Prime Technologies — Enugu, Nigeria (Remote)</w:t>
+        <w:t>Flourish Prime Technologies — Enugu, Nigeria (Remote)</w:t>
       </w:r>
     </w:p>
     <w:p>
@@ -453,11 +492,11 @@
       </w:pPr>
       <w:r>
         <w:rPr>
-          <w:rFonts w:ascii="Calibri" w:cs="Calibri" w:eastAsia="Calibri" w:hAnsi="Calibri"/>
-          <w:sz w:val="19"/>
-          <w:szCs w:val="19"/>
-        </w:rPr>
-        <w:t xml:space="preserve">Coordinated day-to-day priorities and task allocation across a cross-functional team that scaled up to four developers and three designers, under a compressed delivery timeline.</w:t>
+          <w:rFonts w:ascii="Calibri" w:eastAsia="Calibri" w:hAnsi="Calibri" w:cs="Calibri"/>
+          <w:sz w:val="19"/>
+          <w:szCs w:val="19"/>
+        </w:rPr>
+        <w:t>Coordinated day-to-day priorities and task allocation across a cross-functional team that scaled up to four developers and three designers, under a compressed delivery timeline.</w:t>
       </w:r>
     </w:p>
     <w:p>
@@ -471,11 +510,11 @@
       </w:pPr>
       <w:r>
         <w:rPr>
-          <w:rFonts w:ascii="Calibri" w:cs="Calibri" w:eastAsia="Calibri" w:hAnsi="Calibri"/>
-          <w:sz w:val="19"/>
-          <w:szCs w:val="19"/>
-        </w:rPr>
-        <w:t xml:space="preserve">Managed onboarding logistics for new client organizations joining the platform.</w:t>
+          <w:rFonts w:ascii="Calibri" w:eastAsia="Calibri" w:hAnsi="Calibri" w:cs="Calibri"/>
+          <w:sz w:val="19"/>
+          <w:szCs w:val="19"/>
+        </w:rPr>
+        <w:t>Managed onboarding logistics for new client organizations joining the platform.</w:t>
       </w:r>
     </w:p>
     <w:p>
@@ -489,11 +528,11 @@
       </w:pPr>
       <w:r>
         <w:rPr>
-          <w:rFonts w:ascii="Calibri" w:cs="Calibri" w:eastAsia="Calibri" w:hAnsi="Calibri"/>
-          <w:sz w:val="19"/>
-          <w:szCs w:val="19"/>
-        </w:rPr>
-        <w:t xml:space="preserve">Balanced this engagement alongside a full-time role and another contract, managing multiple concurrent priorities and stakeholders.</w:t>
+          <w:rFonts w:ascii="Calibri" w:eastAsia="Calibri" w:hAnsi="Calibri" w:cs="Calibri"/>
+          <w:sz w:val="19"/>
+          <w:szCs w:val="19"/>
+        </w:rPr>
+        <w:t>Balanced this engagement alongside a full-time role and another contract, managing multiple concurrent priorities and stakeholders.</w:t>
       </w:r>
     </w:p>
     <w:p>
@@ -501,29 +540,30 @@
         <w:tabs>
           <w:tab w:val="right" w:pos="9360"/>
         </w:tabs>
-        <w:spacing w:after="10" w:before="70"/>
-      </w:pPr>
-      <w:r>
-        <w:rPr>
-          <w:rFonts w:ascii="Calibri" w:cs="Calibri" w:eastAsia="Calibri" w:hAnsi="Calibri"/>
+        <w:spacing w:before="70" w:after="10"/>
+      </w:pPr>
+      <w:r>
+        <w:rPr>
+          <w:rFonts w:ascii="Calibri" w:eastAsia="Calibri" w:hAnsi="Calibri" w:cs="Calibri"/>
           <w:b/>
           <w:bCs/>
           <w:color w:val="1F3A5F"/>
           <w:sz w:val="21"/>
           <w:szCs w:val="21"/>
         </w:rPr>
-        <w:t xml:space="preserve">Software Engineer (Contract / Freelance)</w:t>
-      </w:r>
-      <w:r>
-        <w:rPr>
-          <w:rFonts w:ascii="Calibri" w:cs="Calibri" w:eastAsia="Calibri" w:hAnsi="Calibri"/>
+        <w:t>Software Engineer (Contract / Freelance)</w:t>
+      </w:r>
+      <w:r>
+        <w:rPr>
+          <w:rFonts w:ascii="Calibri" w:eastAsia="Calibri" w:hAnsi="Calibri" w:cs="Calibri"/>
           <w:b/>
           <w:bCs/>
           <w:color w:val="555555"/>
           <w:sz w:val="19"/>
           <w:szCs w:val="19"/>
         </w:rPr>
-        <w:t xml:space="preserve">	2025 – 2026</w:t>
+        <w:tab/>
+        <w:t>2025 – 2026</w:t>
       </w:r>
     </w:p>
     <w:p>
@@ -532,14 +572,14 @@
       </w:pPr>
       <w:r>
         <w:rPr>
-          <w:rFonts w:ascii="Calibri" w:cs="Calibri" w:eastAsia="Calibri" w:hAnsi="Calibri"/>
+          <w:rFonts w:ascii="Calibri" w:eastAsia="Calibri" w:hAnsi="Calibri" w:cs="Calibri"/>
           <w:i/>
           <w:iCs/>
           <w:color w:val="555555"/>
           <w:sz w:val="19"/>
           <w:szCs w:val="19"/>
         </w:rPr>
-        <w:t xml:space="preserve">Grazconcepts Limited — Remote (Africa Market)</w:t>
+        <w:t>Grazconcepts Limited — Remote (Africa Market)</w:t>
       </w:r>
     </w:p>
     <w:p>
@@ -553,11 +593,11 @@
       </w:pPr>
       <w:r>
         <w:rPr>
-          <w:rFonts w:ascii="Calibri" w:cs="Calibri" w:eastAsia="Calibri" w:hAnsi="Calibri"/>
-          <w:sz w:val="19"/>
-          <w:szCs w:val="19"/>
-        </w:rPr>
-        <w:t xml:space="preserve">Served as the sole point of contact for a client throughout the engagement, managing requirements, expectations, and communication directly.</w:t>
+          <w:rFonts w:ascii="Calibri" w:eastAsia="Calibri" w:hAnsi="Calibri" w:cs="Calibri"/>
+          <w:sz w:val="19"/>
+          <w:szCs w:val="19"/>
+        </w:rPr>
+        <w:t>Served as the sole point of contact for a client throughout the engagement, managing requirements, expectations, and communication directly.</w:t>
       </w:r>
     </w:p>
     <w:p>
@@ -571,30 +611,28 @@
       </w:pPr>
       <w:r>
         <w:rPr>
-          <w:rFonts w:ascii="Calibri" w:cs="Calibri" w:eastAsia="Calibri" w:hAnsi="Calibri"/>
-          <w:sz w:val="19"/>
-          <w:szCs w:val="19"/>
-        </w:rPr>
-        <w:t xml:space="preserve">Took full ownership of delivery and production deployment independently, without oversight.</w:t>
+          <w:rFonts w:ascii="Calibri" w:eastAsia="Calibri" w:hAnsi="Calibri" w:cs="Calibri"/>
+          <w:sz w:val="19"/>
+          <w:szCs w:val="19"/>
+        </w:rPr>
+        <w:t>Took full ownership of delivery and production deployment independently, without oversight.</w:t>
       </w:r>
     </w:p>
     <w:p>
       <w:pPr>
         <w:pBdr>
-          <w:bottom w:val="single" w:color="CCCCCC" w:sz="4" w:space="2"/>
+          <w:bottom w:val="single" w:sz="4" w:space="2" w:color="CCCCCC"/>
         </w:pBdr>
-        <w:spacing w:after="55" w:before="110"/>
-      </w:pPr>
-      <w:r>
-        <w:rPr>
-          <w:rFonts w:ascii="Calibri" w:cs="Calibri" w:eastAsia="Calibri" w:hAnsi="Calibri"/>
+        <w:spacing w:before="110" w:after="55"/>
+      </w:pPr>
+      <w:r>
+        <w:rPr>
+          <w:rFonts w:ascii="Calibri" w:eastAsia="Calibri" w:hAnsi="Calibri" w:cs="Calibri"/>
           <w:b/>
           <w:bCs/>
           <w:color w:val="1F3A5F"/>
-          <w:sz w:val="20"/>
-          <w:szCs w:val="20"/>
-        </w:rPr>
-        <w:t xml:space="preserve">ADDITIONAL EXPERIENCE</w:t>
+        </w:rPr>
+        <w:t>ADDITIONAL EXPERIENCE</w:t>
       </w:r>
     </w:p>
     <w:p>
@@ -608,11 +646,11 @@
       </w:pPr>
       <w:r>
         <w:rPr>
-          <w:rFonts w:ascii="Calibri" w:cs="Calibri" w:eastAsia="Calibri" w:hAnsi="Calibri"/>
-          <w:sz w:val="19"/>
-          <w:szCs w:val="19"/>
-        </w:rPr>
-        <w:t xml:space="preserve">Python &amp; Computer Science Tutor/Mentor across three institutions (2024–2026) — delivered structured technical training and one-on-one guidance, translating complex material for varied audiences.</w:t>
+          <w:rFonts w:ascii="Calibri" w:eastAsia="Calibri" w:hAnsi="Calibri" w:cs="Calibri"/>
+          <w:sz w:val="19"/>
+          <w:szCs w:val="19"/>
+        </w:rPr>
+        <w:t>Python &amp; Computer Science Tutor/Mentor across three institutions (2024–2026) — delivered structured technical training and one-on-one guidance, translating complex material for varied audiences.</w:t>
       </w:r>
     </w:p>
     <w:p>
@@ -626,11 +664,11 @@
       </w:pPr>
       <w:r>
         <w:rPr>
-          <w:rFonts w:ascii="Calibri" w:cs="Calibri" w:eastAsia="Calibri" w:hAnsi="Calibri"/>
-          <w:sz w:val="19"/>
-          <w:szCs w:val="19"/>
-        </w:rPr>
-        <w:t xml:space="preserve">Software Engineering Intern, First Technical University ICT Department (2022) — Debugging, feature development, and technical documentation.</w:t>
+          <w:rFonts w:ascii="Calibri" w:eastAsia="Calibri" w:hAnsi="Calibri" w:cs="Calibri"/>
+          <w:sz w:val="19"/>
+          <w:szCs w:val="19"/>
+        </w:rPr>
+        <w:t>Software Engineering Intern, First Technical University ICT Department (2022) — Debugging, feature development, and technical documentation.</w:t>
       </w:r>
     </w:p>
     <w:p>
@@ -644,30 +682,28 @@
       </w:pPr>
       <w:r>
         <w:rPr>
-          <w:rFonts w:ascii="Calibri" w:cs="Calibri" w:eastAsia="Calibri" w:hAnsi="Calibri"/>
-          <w:sz w:val="19"/>
-          <w:szCs w:val="19"/>
-        </w:rPr>
-        <w:t xml:space="preserve">Frontend Developer (Contract / Freelance), Adutem Innovation (2024–2025) — UI components for a Node.js-backed product; refined API contracts with backend engineers.</w:t>
+          <w:rFonts w:ascii="Calibri" w:eastAsia="Calibri" w:hAnsi="Calibri" w:cs="Calibri"/>
+          <w:sz w:val="19"/>
+          <w:szCs w:val="19"/>
+        </w:rPr>
+        <w:t>Frontend Developer (Contract / Freelance), Adutem Innovation (2024–2025) — UI components for a Node.js-backed product; refined API contracts with backend engineers.</w:t>
       </w:r>
     </w:p>
     <w:p>
       <w:pPr>
         <w:pBdr>
-          <w:bottom w:val="single" w:color="CCCCCC" w:sz="4" w:space="2"/>
+          <w:bottom w:val="single" w:sz="4" w:space="2" w:color="CCCCCC"/>
         </w:pBdr>
-        <w:spacing w:after="55" w:before="110"/>
-      </w:pPr>
-      <w:r>
-        <w:rPr>
-          <w:rFonts w:ascii="Calibri" w:cs="Calibri" w:eastAsia="Calibri" w:hAnsi="Calibri"/>
+        <w:spacing w:before="110" w:after="55"/>
+      </w:pPr>
+      <w:r>
+        <w:rPr>
+          <w:rFonts w:ascii="Calibri" w:eastAsia="Calibri" w:hAnsi="Calibri" w:cs="Calibri"/>
           <w:b/>
           <w:bCs/>
           <w:color w:val="1F3A5F"/>
-          <w:sz w:val="20"/>
-          <w:szCs w:val="20"/>
-        </w:rPr>
-        <w:t xml:space="preserve">LEADERSHIP &amp; ADDITIONAL CREDENTIALS</w:t>
+        </w:rPr>
+        <w:t>LEADERSHIP &amp; ADDITIONAL CREDENTIALS</w:t>
       </w:r>
     </w:p>
     <w:p>
@@ -676,106 +712,84 @@
       </w:pPr>
       <w:r>
         <w:rPr>
-          <w:rFonts w:ascii="Calibri" w:cs="Calibri" w:eastAsia="Calibri" w:hAnsi="Calibri"/>
-          <w:sz w:val="19"/>
-          <w:szCs w:val="19"/>
-        </w:rPr>
-        <w:t xml:space="preserve">Google Developer Student Club — Web Lead  ·  Nigeria Content Development and Monitoring Board (NCDMB) Certification</w:t>
+          <w:rFonts w:ascii="Calibri" w:eastAsia="Calibri" w:hAnsi="Calibri" w:cs="Calibri"/>
+          <w:sz w:val="19"/>
+          <w:szCs w:val="19"/>
+        </w:rPr>
+        <w:t>Google Developer Student Club — Web Lead  ·  Nigeria Content Development and Monitoring Board (NCDMB) Certification</w:t>
       </w:r>
     </w:p>
     <w:sectPr>
-      <w:pgSz w:w="12240" w:h="15840" w:orient="portrait"/>
+      <w:pgSz w:w="12240" w:h="15840"/>
       <w:pgMar w:top="460" w:right="680" w:bottom="460" w:left="680" w:header="708" w:footer="708" w:gutter="0"/>
-      <w:pgNumType/>
+      <w:cols w:space="720"/>
       <w:docGrid w:linePitch="360"/>
     </w:sectPr>
   </w:body>
 </w:document>
 </file>
 
-<file path=word/comments.xml><?xml version="1.0" encoding="utf-8"?>
-<w:comments xmlns:cx="http://schemas.microsoft.com/office/drawing/2014/chartex" xmlns:cx1="http://schemas.microsoft.com/office/drawing/2015/9/8/chartex" xmlns:cx2="http://schemas.microsoft.com/office/drawing/2015/10/21/chartex" xmlns:cx3="http://schemas.microsoft.com/office/drawing/2016/5/9/chartex" xmlns:cx4="http://schemas.microsoft.com/office/drawing/2016/5/10/chartex" xmlns:cx5="http://schemas.microsoft.com/office/drawing/2016/5/11/chartex" xmlns:cx6="http://schemas.microsoft.com/office/drawing/2016/5/12/chartex" xmlns:cx7="http://schemas.microsoft.com/office/drawing/2016/5/13/chartex" xmlns:cx8="http://schemas.microsoft.com/office/drawing/2016/5/14/chartex" xmlns:mc="http://schemas.openxmlformats.org/markup-compatibility/2006" xmlns:aink="http://schemas.microsoft.com/office/drawing/2016/ink" xmlns:am3d="http://schemas.microsoft.com/office/drawing/2017/model3d" xmlns:o="urn:schemas-microsoft-com:office:office" xmlns:r="http://schemas.openxmlformats.org/officeDocument/2006/relationships" xmlns:m="http://schemas.openxmlformats.org/officeDocument/2006/math" xmlns:v="urn:schemas-microsoft-com:vml" xmlns:wp14="http://schemas.microsoft.com/office/word/2010/wordprocessingDrawing" xmlns:wp="http://schemas.openxmlformats.org/drawingml/2006/wordprocessingDrawing" xmlns:w10="urn:schemas-microsoft-com:office:word" xmlns:w="http://schemas.openxmlformats.org/wordprocessingml/2006/main" xmlns:w14="http://schemas.microsoft.com/office/word/2010/wordml" xmlns:w15="http://schemas.microsoft.com/office/word/2012/wordml" xmlns:w16cex="http://schemas.microsoft.com/office/word/2018/wordml/cex" xmlns:w16cid="http://schemas.microsoft.com/office/word/2016/wordml/cid" xmlns:w16="http://schemas.microsoft.com/office/word/2018/wordml" xmlns:w16sdtdh="http://schemas.microsoft.com/office/word/2020/wordml/sdtdatahash" xmlns:w16se="http://schemas.microsoft.com/office/word/2015/wordml/symex" xmlns:wpg="http://schemas.microsoft.com/office/word/2010/wordprocessingGroup" xmlns:wpi="http://schemas.microsoft.com/office/word/2010/wordprocessingInk" xmlns:wne="http://schemas.microsoft.com/office/word/2006/wordml" xmlns:wps="http://schemas.microsoft.com/office/word/2010/wordprocessingShape"/>
-</file>
-
-<file path=word/endnotes.xml><?xml version="1.0" encoding="utf-8"?>
-<w:endnotes xmlns:wpc="http://schemas.microsoft.com/office/word/2010/wordprocessingCanvas" xmlns:mc="http://schemas.openxmlformats.org/markup-compatibility/2006" xmlns:o="urn:schemas-microsoft-com:office:office" xmlns:r="http://schemas.openxmlformats.org/officeDocument/2006/relationships" xmlns:m="http://schemas.openxmlformats.org/officeDocument/2006/math" xmlns:v="urn:schemas-microsoft-com:vml" xmlns:wp14="http://schemas.microsoft.com/office/word/2010/wordprocessingDrawing" xmlns:wp="http://schemas.openxmlformats.org/drawingml/2006/wordprocessingDrawing" xmlns:w10="urn:schemas-microsoft-com:office:word" xmlns:w="http://schemas.openxmlformats.org/wordprocessingml/2006/main" xmlns:w14="http://schemas.microsoft.com/office/word/2010/wordml" xmlns:w15="http://schemas.microsoft.com/office/word/2012/wordml" xmlns:wpg="http://schemas.microsoft.com/office/word/2010/wordprocessingGroup" xmlns:wpi="http://schemas.microsoft.com/office/word/2010/wordprocessingInk" xmlns:wne="http://schemas.microsoft.com/office/word/2006/wordml" xmlns:wps="http://schemas.microsoft.com/office/word/2010/wordprocessingShape" mc:Ignorable="w14 w15 wp14">
-  <w:endnote w:type="separator" w:id="-1">
-    <w:p>
-      <w:pPr>
-        <w:spacing w:after="0" w:line="240" w:lineRule="auto"/>
-      </w:pPr>
-      <w:r>
-        <w:rPr>
-          <w:rStyle w:val="EndnoteReference"/>
-        </w:rPr>
-        <w:endnoteRef/>
-      </w:r>
-      <w:r>
-        <w:separator/>
-      </w:r>
-    </w:p>
-  </w:endnote>
-  <w:endnote w:type="continuationSeparator" w:id="0">
-    <w:p>
-      <w:pPr>
-        <w:spacing w:after="0" w:line="240" w:lineRule="auto"/>
-      </w:pPr>
-      <w:r>
-        <w:rPr>
-          <w:rStyle w:val="EndnoteReference"/>
-        </w:rPr>
-        <w:endnoteRef/>
-      </w:r>
-      <w:r>
-        <w:continuationSeparator/>
-      </w:r>
-    </w:p>
-  </w:endnote>
-</w:endnotes>
-</file>
-
-<file path=word/footnotes.xml><?xml version="1.0" encoding="utf-8"?>
-<w:footnotes xmlns:wpc="http://schemas.microsoft.com/office/word/2010/wordprocessingCanvas" xmlns:mc="http://schemas.openxmlformats.org/markup-compatibility/2006" xmlns:o="urn:schemas-microsoft-com:office:office" xmlns:r="http://schemas.openxmlformats.org/officeDocument/2006/relationships" xmlns:m="http://schemas.openxmlformats.org/officeDocument/2006/math" xmlns:v="urn:schemas-microsoft-com:vml" xmlns:wp14="http://schemas.microsoft.com/office/word/2010/wordprocessingDrawing" xmlns:wp="http://schemas.openxmlformats.org/drawingml/2006/wordprocessingDrawing" xmlns:w10="urn:schemas-microsoft-com:office:word" xmlns:w="http://schemas.openxmlformats.org/wordprocessingml/2006/main" xmlns:w14="http://schemas.microsoft.com/office/word/2010/wordml" xmlns:w15="http://schemas.microsoft.com/office/word/2012/wordml" xmlns:wpg="http://schemas.microsoft.com/office/word/2010/wordprocessingGroup" xmlns:wpi="http://schemas.microsoft.com/office/word/2010/wordprocessingInk" xmlns:wne="http://schemas.microsoft.com/office/word/2006/wordml" xmlns:wps="http://schemas.microsoft.com/office/word/2010/wordprocessingShape" mc:Ignorable="w14 w15 wp14">
-  <w:footnote w:type="separator" w:id="-1">
-    <w:p>
-      <w:pPr>
-        <w:spacing w:after="0" w:line="240" w:lineRule="auto"/>
-      </w:pPr>
-      <w:r>
-        <w:rPr>
-          <w:rStyle w:val="FootnoteReference"/>
-        </w:rPr>
-        <w:footnoteRef/>
-      </w:r>
-      <w:r>
-        <w:separator/>
-      </w:r>
-    </w:p>
-  </w:footnote>
-  <w:footnote w:type="continuationSeparator" w:id="0">
-    <w:p>
-      <w:pPr>
-        <w:spacing w:after="0" w:line="240" w:lineRule="auto"/>
-      </w:pPr>
-      <w:r>
-        <w:rPr>
-          <w:rStyle w:val="FootnoteReference"/>
-        </w:rPr>
-        <w:footnoteRef/>
-      </w:r>
-      <w:r>
-        <w:continuationSeparator/>
-      </w:r>
-    </w:p>
-  </w:footnote>
-</w:footnotes>
-</file>
-
 <file path=word/numbering.xml><?xml version="1.0" encoding="utf-8"?>
-<w:numbering xmlns:wpc="http://schemas.microsoft.com/office/word/2010/wordprocessingCanvas" xmlns:mc="http://schemas.openxmlformats.org/markup-compatibility/2006" xmlns:o="urn:schemas-microsoft-com:office:office" xmlns:r="http://schemas.openxmlformats.org/officeDocument/2006/relationships" xmlns:m="http://schemas.openxmlformats.org/officeDocument/2006/math" xmlns:v="urn:schemas-microsoft-com:vml" xmlns:wp14="http://schemas.microsoft.com/office/word/2010/wordprocessingDrawing" xmlns:wp="http://schemas.openxmlformats.org/drawingml/2006/wordprocessingDrawing" xmlns:w10="urn:schemas-microsoft-com:office:word" xmlns:w="http://schemas.openxmlformats.org/wordprocessingml/2006/main" xmlns:w14="http://schemas.microsoft.com/office/word/2010/wordml" xmlns:w15="http://schemas.microsoft.com/office/word/2012/wordml" xmlns:wpg="http://schemas.microsoft.com/office/word/2010/wordprocessingGroup" xmlns:wpi="http://schemas.microsoft.com/office/word/2010/wordprocessingInk" xmlns:wne="http://schemas.microsoft.com/office/word/2006/wordml" xmlns:wps="http://schemas.microsoft.com/office/word/2010/wordprocessingShape" mc:Ignorable="w14 w15 wp14">
+<w:numbering xmlns:wpc="http://schemas.microsoft.com/office/word/2010/wordprocessingCanvas" xmlns:cx="http://schemas.microsoft.com/office/drawing/2014/chartex" xmlns:cx1="http://schemas.microsoft.com/office/drawing/2015/9/8/chartex" xmlns:cx2="http://schemas.microsoft.com/office/drawing/2015/10/21/chartex" xmlns:cx3="http://schemas.microsoft.com/office/drawing/2016/5/9/chartex" xmlns:cx4="http://schemas.microsoft.com/office/drawing/2016/5/10/chartex" xmlns:cx5="http://schemas.microsoft.com/office/drawing/2016/5/11/chartex" xmlns:cx6="http://schemas.microsoft.com/office/drawing/2016/5/12/chartex" xmlns:cx7="http://schemas.microsoft.com/office/drawing/2016/5/13/chartex" xmlns:cx8="http://schemas.microsoft.com/office/drawing/2016/5/14/chartex" xmlns:mc="http://schemas.openxmlformats.org/markup-compatibility/2006" xmlns:aink="http://schemas.microsoft.com/office/drawing/2016/ink" xmlns:am3d="http://schemas.microsoft.com/office/drawing/2017/model3d" xmlns:o="urn:schemas-microsoft-com:office:office" xmlns:oel="http://schemas.microsoft.com/office/2019/extlst" xmlns:r="http://schemas.openxmlformats.org/officeDocument/2006/relationships" xmlns:m="http://schemas.openxmlformats.org/officeDocument/2006/math" xmlns:v="urn:schemas-microsoft-com:vml" xmlns:wp14="http://schemas.microsoft.com/office/word/2010/wordprocessingDrawing" xmlns:wp="http://schemas.openxmlformats.org/drawingml/2006/wordprocessingDrawing" xmlns:w10="urn:schemas-microsoft-com:office:word" xmlns:w="http://schemas.openxmlformats.org/wordprocessingml/2006/main" xmlns:w14="http://schemas.microsoft.com/office/word/2010/wordml" xmlns:w15="http://schemas.microsoft.com/office/word/2012/wordml" xmlns:w16cex="http://schemas.microsoft.com/office/word/2018/wordml/cex" xmlns:w16cid="http://schemas.microsoft.com/office/word/2016/wordml/cid" xmlns:w16="http://schemas.microsoft.com/office/word/2018/wordml" xmlns:w16du="http://schemas.microsoft.com/office/word/2023/wordml/word16du" xmlns:w16sdtdh="http://schemas.microsoft.com/office/word/2020/wordml/sdtdatahash" xmlns:w16sdtfl="http://schemas.microsoft.com/office/word/2024/wordml/sdtformatlock" xmlns:w16se="http://schemas.microsoft.com/office/word/2015/wordml/symex" xmlns:wpg="http://schemas.microsoft.com/office/word/2010/wordprocessingGroup" xmlns:wpi="http://schemas.microsoft.com/office/word/2010/wordprocessingInk" xmlns:wne="http://schemas.microsoft.com/office/word/2006/wordml" xmlns:wps="http://schemas.microsoft.com/office/word/2010/wordprocessingShape" mc:Ignorable="w14 w15 w16se w16cid w16 w16cex w16sdtdh w16sdtfl w16du wp14">
+  <w:abstractNum w:abstractNumId="0" w15:restartNumberingAfterBreak="0">
+    <w:nsid w:val="07A864B2"/>
+    <w:multiLevelType w:val="hybridMultilevel"/>
+    <w:tmpl w:val="95D81D38"/>
+    <w:lvl w:ilvl="0" w:tplc="2D405EEC">
+      <w:start w:val="1"/>
+      <w:numFmt w:val="bullet"/>
+      <w:lvlText w:val="•"/>
+      <w:lvlJc w:val="left"/>
+      <w:pPr>
+        <w:ind w:left="360" w:hanging="215"/>
+      </w:pPr>
+    </w:lvl>
+    <w:lvl w:ilvl="1" w:tplc="DD967FF4">
+      <w:numFmt w:val="decimal"/>
+      <w:lvlText w:val=""/>
+      <w:lvlJc w:val="left"/>
+    </w:lvl>
+    <w:lvl w:ilvl="2" w:tplc="57E20314">
+      <w:numFmt w:val="decimal"/>
+      <w:lvlText w:val=""/>
+      <w:lvlJc w:val="left"/>
+    </w:lvl>
+    <w:lvl w:ilvl="3" w:tplc="576A0FF2">
+      <w:numFmt w:val="decimal"/>
+      <w:lvlText w:val=""/>
+      <w:lvlJc w:val="left"/>
+    </w:lvl>
+    <w:lvl w:ilvl="4" w:tplc="FE860B8C">
+      <w:numFmt w:val="decimal"/>
+      <w:lvlText w:val=""/>
+      <w:lvlJc w:val="left"/>
+    </w:lvl>
+    <w:lvl w:ilvl="5" w:tplc="3FEEF57C">
+      <w:numFmt w:val="decimal"/>
+      <w:lvlText w:val=""/>
+      <w:lvlJc w:val="left"/>
+    </w:lvl>
+    <w:lvl w:ilvl="6" w:tplc="4378AAB8">
+      <w:numFmt w:val="decimal"/>
+      <w:lvlText w:val=""/>
+      <w:lvlJc w:val="left"/>
+    </w:lvl>
+    <w:lvl w:ilvl="7" w:tplc="FBCEBFC8">
+      <w:numFmt w:val="decimal"/>
+      <w:lvlText w:val=""/>
+      <w:lvlJc w:val="left"/>
+    </w:lvl>
+    <w:lvl w:ilvl="8" w:tplc="DC705A70">
+      <w:numFmt w:val="decimal"/>
+      <w:lvlText w:val=""/>
+      <w:lvlJc w:val="left"/>
+    </w:lvl>
+  </w:abstractNum>
   <w:abstractNum w:abstractNumId="1" w15:restartNumberingAfterBreak="0">
+    <w:nsid w:val="612178B1"/>
     <w:multiLevelType w:val="hybridMultilevel"/>
-    <w:lvl w:ilvl="0" w15:tentative="1">
+    <w:tmpl w:val="F63E28CA"/>
+    <w:lvl w:ilvl="0" w:tplc="1F3A5964">
       <w:start w:val="1"/>
       <w:numFmt w:val="bullet"/>
       <w:lvlText w:val="●"/>
@@ -784,7 +798,7 @@
         <w:ind w:left="720" w:hanging="360"/>
       </w:pPr>
     </w:lvl>
-    <w:lvl w:ilvl="1" w15:tentative="1">
+    <w:lvl w:ilvl="1" w:tplc="B0F2D482">
       <w:start w:val="1"/>
       <w:numFmt w:val="bullet"/>
       <w:lvlText w:val="○"/>
@@ -793,7 +807,7 @@
         <w:ind w:left="1440" w:hanging="360"/>
       </w:pPr>
     </w:lvl>
-    <w:lvl w:ilvl="2" w15:tentative="1">
+    <w:lvl w:ilvl="2" w:tplc="04348222">
       <w:start w:val="1"/>
       <w:numFmt w:val="bullet"/>
       <w:lvlText w:val="■"/>
@@ -802,7 +816,7 @@
         <w:ind w:left="2160" w:hanging="360"/>
       </w:pPr>
     </w:lvl>
-    <w:lvl w:ilvl="3" w15:tentative="1">
+    <w:lvl w:ilvl="3" w:tplc="E21616A2">
       <w:start w:val="1"/>
       <w:numFmt w:val="bullet"/>
       <w:lvlText w:val="●"/>
@@ -811,7 +825,7 @@
         <w:ind w:left="2880" w:hanging="360"/>
       </w:pPr>
     </w:lvl>
-    <w:lvl w:ilvl="4" w15:tentative="1">
+    <w:lvl w:ilvl="4" w:tplc="BC4C519E">
       <w:start w:val="1"/>
       <w:numFmt w:val="bullet"/>
       <w:lvlText w:val="○"/>
@@ -820,7 +834,7 @@
         <w:ind w:left="3600" w:hanging="360"/>
       </w:pPr>
     </w:lvl>
-    <w:lvl w:ilvl="5" w15:tentative="1">
+    <w:lvl w:ilvl="5" w:tplc="9A30B072">
       <w:start w:val="1"/>
       <w:numFmt w:val="bullet"/>
       <w:lvlText w:val="■"/>
@@ -829,7 +843,7 @@
         <w:ind w:left="4320" w:hanging="360"/>
       </w:pPr>
     </w:lvl>
-    <w:lvl w:ilvl="6" w15:tentative="1">
+    <w:lvl w:ilvl="6" w:tplc="7A6CE56C">
       <w:start w:val="1"/>
       <w:numFmt w:val="bullet"/>
       <w:lvlText w:val="●"/>
@@ -838,7 +852,7 @@
         <w:ind w:left="5040" w:hanging="360"/>
       </w:pPr>
     </w:lvl>
-    <w:lvl w:ilvl="7" w15:tentative="1">
+    <w:lvl w:ilvl="7" w:tplc="FECC93CE">
       <w:start w:val="1"/>
       <w:numFmt w:val="bullet"/>
       <w:lvlText w:val="●"/>
@@ -847,7 +861,7 @@
         <w:ind w:left="5760" w:hanging="360"/>
       </w:pPr>
     </w:lvl>
-    <w:lvl w:ilvl="8" w15:tentative="1">
+    <w:lvl w:ilvl="8" w:tplc="F4B8C356">
       <w:start w:val="1"/>
       <w:numFmt w:val="bullet"/>
       <w:lvlText w:val="●"/>
@@ -857,26 +871,14 @@
       </w:pPr>
     </w:lvl>
   </w:abstractNum>
-  <w:abstractNum w:abstractNumId="2" w15:restartNumberingAfterBreak="0">
-    <w:multiLevelType w:val="hybridMultilevel"/>
-    <w:lvl w:ilvl="0" w15:tentative="1">
-      <w:start w:val="1"/>
-      <w:numFmt w:val="bullet"/>
-      <w:lvlText w:val="•"/>
-      <w:lvlJc w:val="left"/>
-      <w:pPr>
-        <w:ind w:left="360" w:hanging="215"/>
-      </w:pPr>
-    </w:lvl>
-  </w:abstractNum>
-  <w:num w:numId="1">
+  <w:num w:numId="1" w16cid:durableId="1899239931">
     <w:abstractNumId w:val="1"/>
     <w:lvlOverride w:ilvl="0">
       <w:startOverride w:val="1"/>
     </w:lvlOverride>
   </w:num>
-  <w:num w:numId="2">
-    <w:abstractNumId w:val="2"/>
+  <w:num w:numId="2" w16cid:durableId="1014260655">
+    <w:abstractNumId w:val="0"/>
     <w:lvlOverride w:ilvl="0">
       <w:startOverride w:val="1"/>
     </w:lvlOverride>
@@ -885,87 +887,520 @@
 </file>
 
 <file path=word/styles.xml><?xml version="1.0" encoding="utf-8"?>
-<w:styles xmlns:mc="http://schemas.openxmlformats.org/markup-compatibility/2006" xmlns:r="http://schemas.openxmlformats.org/officeDocument/2006/relationships" xmlns:w="http://schemas.openxmlformats.org/wordprocessingml/2006/main" xmlns:w14="http://schemas.microsoft.com/office/word/2010/wordml" xmlns:w15="http://schemas.microsoft.com/office/word/2012/wordml" mc:Ignorable="w14 w15">
+<w:styles xmlns:mc="http://schemas.openxmlformats.org/markup-compatibility/2006" xmlns:r="http://schemas.openxmlformats.org/officeDocument/2006/relationships" xmlns:w="http://schemas.openxmlformats.org/wordprocessingml/2006/main" xmlns:w14="http://schemas.microsoft.com/office/word/2010/wordml" xmlns:w15="http://schemas.microsoft.com/office/word/2012/wordml" xmlns:w16cex="http://schemas.microsoft.com/office/word/2018/wordml/cex" xmlns:w16cid="http://schemas.microsoft.com/office/word/2016/wordml/cid" xmlns:w16="http://schemas.microsoft.com/office/word/2018/wordml" xmlns:w16du="http://schemas.microsoft.com/office/word/2023/wordml/word16du" xmlns:w16sdtdh="http://schemas.microsoft.com/office/word/2020/wordml/sdtdatahash" xmlns:w16sdtfl="http://schemas.microsoft.com/office/word/2024/wordml/sdtformatlock" xmlns:w16se="http://schemas.microsoft.com/office/word/2015/wordml/symex" mc:Ignorable="w14 w15 w16se w16cid w16 w16cex w16sdtdh w16sdtfl w16du">
   <w:docDefaults>
-    <w:rPrDefault/>
+    <w:rPrDefault>
+      <w:rPr>
+        <w:rFonts w:ascii="Times New Roman" w:eastAsia="Times New Roman" w:hAnsi="Times New Roman" w:cs="Times New Roman"/>
+        <w:lang w:val="en-US" w:eastAsia="en-US" w:bidi="ar-SA"/>
+      </w:rPr>
+    </w:rPrDefault>
     <w:pPrDefault/>
   </w:docDefaults>
+  <w:latentStyles w:defLockedState="0" w:defUIPriority="99" w:defSemiHidden="0" w:defUnhideWhenUsed="0" w:defQFormat="0" w:count="376">
+    <w:lsdException w:name="Normal" w:uiPriority="0" w:qFormat="1"/>
+    <w:lsdException w:name="heading 1" w:uiPriority="9" w:qFormat="1"/>
+    <w:lsdException w:name="heading 2" w:semiHidden="1" w:uiPriority="9" w:unhideWhenUsed="1" w:qFormat="1"/>
+    <w:lsdException w:name="heading 3" w:semiHidden="1" w:uiPriority="9" w:unhideWhenUsed="1" w:qFormat="1"/>
+    <w:lsdException w:name="heading 4" w:semiHidden="1" w:uiPriority="9" w:unhideWhenUsed="1" w:qFormat="1"/>
+    <w:lsdException w:name="heading 5" w:semiHidden="1" w:uiPriority="9" w:unhideWhenUsed="1" w:qFormat="1"/>
+    <w:lsdException w:name="heading 6" w:semiHidden="1" w:uiPriority="9" w:unhideWhenUsed="1" w:qFormat="1"/>
+    <w:lsdException w:name="heading 7" w:semiHidden="1" w:uiPriority="9" w:unhideWhenUsed="1" w:qFormat="1"/>
+    <w:lsdException w:name="heading 8" w:semiHidden="1" w:uiPriority="9" w:unhideWhenUsed="1" w:qFormat="1"/>
+    <w:lsdException w:name="heading 9" w:semiHidden="1" w:uiPriority="9" w:unhideWhenUsed="1" w:qFormat="1"/>
+    <w:lsdException w:name="index 1" w:semiHidden="1" w:unhideWhenUsed="1"/>
+    <w:lsdException w:name="index 2" w:semiHidden="1" w:unhideWhenUsed="1"/>
+    <w:lsdException w:name="index 3" w:semiHidden="1" w:unhideWhenUsed="1"/>
+    <w:lsdException w:name="index 4" w:semiHidden="1" w:unhideWhenUsed="1"/>
+    <w:lsdException w:name="index 5" w:semiHidden="1" w:unhideWhenUsed="1"/>
+    <w:lsdException w:name="index 6" w:semiHidden="1" w:unhideWhenUsed="1"/>
+    <w:lsdException w:name="index 7" w:semiHidden="1" w:unhideWhenUsed="1"/>
+    <w:lsdException w:name="index 8" w:semiHidden="1" w:unhideWhenUsed="1"/>
+    <w:lsdException w:name="index 9" w:semiHidden="1" w:unhideWhenUsed="1"/>
+    <w:lsdException w:name="toc 1" w:semiHidden="1" w:uiPriority="39" w:unhideWhenUsed="1"/>
+    <w:lsdException w:name="toc 2" w:semiHidden="1" w:uiPriority="39" w:unhideWhenUsed="1"/>
+    <w:lsdException w:name="toc 3" w:semiHidden="1" w:uiPriority="39" w:unhideWhenUsed="1"/>
+    <w:lsdException w:name="toc 4" w:semiHidden="1" w:uiPriority="39" w:unhideWhenUsed="1"/>
+    <w:lsdException w:name="toc 5" w:semiHidden="1" w:uiPriority="39" w:unhideWhenUsed="1"/>
+    <w:lsdException w:name="toc 6" w:semiHidden="1" w:uiPriority="39" w:unhideWhenUsed="1"/>
+    <w:lsdException w:name="toc 7" w:semiHidden="1" w:uiPriority="39" w:unhideWhenUsed="1"/>
+    <w:lsdException w:name="toc 8" w:semiHidden="1" w:uiPriority="39" w:unhideWhenUsed="1"/>
+    <w:lsdException w:name="toc 9" w:semiHidden="1" w:uiPriority="39" w:unhideWhenUsed="1"/>
+    <w:lsdException w:name="Normal Indent" w:semiHidden="1" w:unhideWhenUsed="1"/>
+    <w:lsdException w:name="footnote text" w:semiHidden="1" w:unhideWhenUsed="1"/>
+    <w:lsdException w:name="annotation text" w:semiHidden="1" w:unhideWhenUsed="1"/>
+    <w:lsdException w:name="header" w:semiHidden="1" w:unhideWhenUsed="1"/>
+    <w:lsdException w:name="footer" w:semiHidden="1" w:unhideWhenUsed="1"/>
+    <w:lsdException w:name="index heading" w:semiHidden="1" w:unhideWhenUsed="1"/>
+    <w:lsdException w:name="caption" w:semiHidden="1" w:uiPriority="35" w:unhideWhenUsed="1" w:qFormat="1"/>
+    <w:lsdException w:name="table of figures" w:semiHidden="1" w:unhideWhenUsed="1"/>
+    <w:lsdException w:name="envelope address" w:semiHidden="1" w:unhideWhenUsed="1"/>
+    <w:lsdException w:name="envelope return" w:semiHidden="1" w:unhideWhenUsed="1"/>
+    <w:lsdException w:name="footnote reference" w:semiHidden="1" w:unhideWhenUsed="1"/>
+    <w:lsdException w:name="annotation reference" w:semiHidden="1" w:unhideWhenUsed="1"/>
+    <w:lsdException w:name="line number" w:semiHidden="1" w:unhideWhenUsed="1"/>
+    <w:lsdException w:name="page number" w:semiHidden="1" w:unhideWhenUsed="1"/>
+    <w:lsdException w:name="endnote reference" w:semiHidden="1" w:unhideWhenUsed="1"/>
+    <w:lsdException w:name="endnote text" w:semiHidden="1" w:unhideWhenUsed="1"/>
+    <w:lsdException w:name="table of authorities" w:semiHidden="1" w:unhideWhenUsed="1"/>
+    <w:lsdException w:name="macro" w:semiHidden="1" w:unhideWhenUsed="1"/>
+    <w:lsdException w:name="toa heading" w:semiHidden="1" w:unhideWhenUsed="1"/>
+    <w:lsdException w:name="List" w:semiHidden="1" w:unhideWhenUsed="1"/>
+    <w:lsdException w:name="List Bullet" w:semiHidden="1" w:unhideWhenUsed="1"/>
+    <w:lsdException w:name="List Number" w:semiHidden="1" w:unhideWhenUsed="1"/>
+    <w:lsdException w:name="List 2" w:semiHidden="1" w:unhideWhenUsed="1"/>
+    <w:lsdException w:name="List 3" w:semiHidden="1" w:unhideWhenUsed="1"/>
+    <w:lsdException w:name="List 4" w:semiHidden="1" w:unhideWhenUsed="1"/>
+    <w:lsdException w:name="List 5" w:semiHidden="1" w:unhideWhenUsed="1"/>
+    <w:lsdException w:name="List Bullet 2" w:semiHidden="1" w:unhideWhenUsed="1"/>
+    <w:lsdException w:name="List Bullet 3" w:semiHidden="1" w:unhideWhenUsed="1"/>
+    <w:lsdException w:name="List Bullet 4" w:semiHidden="1" w:unhideWhenUsed="1"/>
+    <w:lsdException w:name="List Bullet 5" w:semiHidden="1" w:unhideWhenUsed="1"/>
+    <w:lsdException w:name="List Number 2" w:semiHidden="1" w:unhideWhenUsed="1"/>
+    <w:lsdException w:name="List Number 3" w:semiHidden="1" w:unhideWhenUsed="1"/>
+    <w:lsdException w:name="List Number 4" w:semiHidden="1" w:unhideWhenUsed="1"/>
+    <w:lsdException w:name="List Number 5" w:semiHidden="1" w:unhideWhenUsed="1"/>
+    <w:lsdException w:name="Title" w:uiPriority="10" w:qFormat="1"/>
+    <w:lsdException w:name="Closing" w:semiHidden="1" w:unhideWhenUsed="1"/>
+    <w:lsdException w:name="Signature" w:semiHidden="1" w:unhideWhenUsed="1"/>
+    <w:lsdException w:name="Default Paragraph Font" w:semiHidden="1" w:uiPriority="1" w:unhideWhenUsed="1"/>
+    <w:lsdException w:name="Body Text" w:semiHidden="1" w:unhideWhenUsed="1"/>
+    <w:lsdException w:name="Body Text Indent" w:semiHidden="1" w:unhideWhenUsed="1"/>
+    <w:lsdException w:name="List Continue" w:semiHidden="1" w:unhideWhenUsed="1"/>
+    <w:lsdException w:name="List Continue 2" w:semiHidden="1" w:unhideWhenUsed="1"/>
+    <w:lsdException w:name="List Continue 3" w:semiHidden="1" w:unhideWhenUsed="1"/>
+    <w:lsdException w:name="List Continue 4" w:semiHidden="1" w:unhideWhenUsed="1"/>
+    <w:lsdException w:name="List Continue 5" w:semiHidden="1" w:unhideWhenUsed="1"/>
+    <w:lsdException w:name="Message Header" w:semiHidden="1" w:unhideWhenUsed="1"/>
+    <w:lsdException w:name="Subtitle" w:uiPriority="11" w:qFormat="1"/>
+    <w:lsdException w:name="Salutation" w:semiHidden="1" w:unhideWhenUsed="1"/>
+    <w:lsdException w:name="Date" w:semiHidden="1" w:unhideWhenUsed="1"/>
+    <w:lsdException w:name="Body Text First Indent" w:semiHidden="1" w:unhideWhenUsed="1"/>
+    <w:lsdException w:name="Body Text First Indent 2" w:semiHidden="1" w:unhideWhenUsed="1"/>
+    <w:lsdException w:name="Note Heading" w:semiHidden="1" w:unhideWhenUsed="1"/>
+    <w:lsdException w:name="Body Text 2" w:semiHidden="1" w:unhideWhenUsed="1"/>
+    <w:lsdException w:name="Body Text 3" w:semiHidden="1" w:unhideWhenUsed="1"/>
+    <w:lsdException w:name="Body Text Indent 2" w:semiHidden="1" w:unhideWhenUsed="1"/>
+    <w:lsdException w:name="Body Text Indent 3" w:semiHidden="1" w:unhideWhenUsed="1"/>
+    <w:lsdException w:name="Block Text" w:semiHidden="1" w:unhideWhenUsed="1"/>
+    <w:lsdException w:name="Hyperlink" w:semiHidden="1" w:unhideWhenUsed="1"/>
+    <w:lsdException w:name="FollowedHyperlink" w:semiHidden="1" w:unhideWhenUsed="1"/>
+    <w:lsdException w:name="Strong" w:uiPriority="22" w:qFormat="1"/>
+    <w:lsdException w:name="Emphasis" w:uiPriority="20" w:qFormat="1"/>
+    <w:lsdException w:name="Document Map" w:semiHidden="1" w:unhideWhenUsed="1"/>
+    <w:lsdException w:name="Plain Text" w:semiHidden="1" w:unhideWhenUsed="1"/>
+    <w:lsdException w:name="E-mail Signature" w:semiHidden="1" w:unhideWhenUsed="1"/>
+    <w:lsdException w:name="HTML Top of Form" w:semiHidden="1" w:unhideWhenUsed="1"/>
+    <w:lsdException w:name="HTML Bottom of Form" w:semiHidden="1" w:unhideWhenUsed="1"/>
+    <w:lsdException w:name="Normal (Web)" w:semiHidden="1" w:unhideWhenUsed="1"/>
+    <w:lsdException w:name="HTML Acronym" w:semiHidden="1" w:unhideWhenUsed="1"/>
+    <w:lsdException w:name="HTML Address" w:semiHidden="1" w:unhideWhenUsed="1"/>
+    <w:lsdException w:name="HTML Cite" w:semiHidden="1" w:unhideWhenUsed="1"/>
+    <w:lsdException w:name="HTML Code" w:semiHidden="1" w:unhideWhenUsed="1"/>
+    <w:lsdException w:name="HTML Definition" w:semiHidden="1" w:unhideWhenUsed="1"/>
+    <w:lsdException w:name="HTML Keyboard" w:semiHidden="1" w:unhideWhenUsed="1"/>
+    <w:lsdException w:name="HTML Preformatted" w:semiHidden="1" w:unhideWhenUsed="1"/>
+    <w:lsdException w:name="HTML Sample" w:semiHidden="1" w:unhideWhenUsed="1"/>
+    <w:lsdException w:name="HTML Typewriter" w:semiHidden="1" w:unhideWhenUsed="1"/>
+    <w:lsdException w:name="HTML Variable" w:semiHidden="1" w:unhideWhenUsed="1"/>
+    <w:lsdException w:name="Normal Table" w:semiHidden="1" w:unhideWhenUsed="1"/>
+    <w:lsdException w:name="annotation subject" w:semiHidden="1" w:unhideWhenUsed="1"/>
+    <w:lsdException w:name="No List" w:semiHidden="1" w:unhideWhenUsed="1"/>
+    <w:lsdException w:name="Outline List 1" w:semiHidden="1" w:unhideWhenUsed="1"/>
+    <w:lsdException w:name="Outline List 2" w:semiHidden="1" w:unhideWhenUsed="1"/>
+    <w:lsdException w:name="Outline List 3" w:semiHidden="1" w:unhideWhenUsed="1"/>
+    <w:lsdException w:name="Table Simple 1" w:semiHidden="1" w:unhideWhenUsed="1"/>
+    <w:lsdException w:name="Table Simple 2" w:semiHidden="1" w:unhideWhenUsed="1"/>
+    <w:lsdException w:name="Table Simple 3" w:semiHidden="1" w:unhideWhenUsed="1"/>
+    <w:lsdException w:name="Table Classic 1" w:semiHidden="1" w:unhideWhenUsed="1"/>
+    <w:lsdException w:name="Table Classic 2" w:semiHidden="1" w:unhideWhenUsed="1"/>
+    <w:lsdException w:name="Table Classic 3" w:semiHidden="1" w:unhideWhenUsed="1"/>
+    <w:lsdException w:name="Table Classic 4" w:semiHidden="1" w:unhideWhenUsed="1"/>
+    <w:lsdException w:name="Table Colorful 1" w:semiHidden="1" w:unhideWhenUsed="1"/>
+    <w:lsdException w:name="Table Colorful 2" w:semiHidden="1" w:unhideWhenUsed="1"/>
+    <w:lsdException w:name="Table Colorful 3" w:semiHidden="1" w:unhideWhenUsed="1"/>
+    <w:lsdException w:name="Table Columns 1" w:semiHidden="1" w:unhideWhenUsed="1"/>
+    <w:lsdException w:name="Table Columns 2" w:semiHidden="1" w:unhideWhenUsed="1"/>
+    <w:lsdException w:name="Table Columns 3" w:semiHidden="1" w:unhideWhenUsed="1"/>
+    <w:lsdException w:name="Table Columns 4" w:semiHidden="1" w:unhideWhenUsed="1"/>
+    <w:lsdException w:name="Table Columns 5" w:semiHidden="1" w:unhideWhenUsed="1"/>
+    <w:lsdException w:name="Table Grid 1" w:semiHidden="1" w:unhideWhenUsed="1"/>
+    <w:lsdException w:name="Table Grid 2" w:semiHidden="1" w:unhideWhenUsed="1"/>
+    <w:lsdException w:name="Table Grid 3" w:semiHidden="1" w:unhideWhenUsed="1"/>
+    <w:lsdException w:name="Table Grid 4" w:semiHidden="1" w:unhideWhenUsed="1"/>
+    <w:lsdException w:name="Table Grid 5" w:semiHidden="1" w:unhideWhenUsed="1"/>
+    <w:lsdException w:name="Table Grid 6" w:semiHidden="1" w:unhideWhenUsed="1"/>
+    <w:lsdException w:name="Table Grid 7" w:semiHidden="1" w:unhideWhenUsed="1"/>
+    <w:lsdException w:name="Table Grid 8" w:semiHidden="1" w:unhideWhenUsed="1"/>
+    <w:lsdException w:name="Table List 1" w:semiHidden="1" w:unhideWhenUsed="1"/>
+    <w:lsdException w:name="Table List 2" w:semiHidden="1" w:unhideWhenUsed="1"/>
+    <w:lsdException w:name="Table List 3" w:semiHidden="1" w:unhideWhenUsed="1"/>
+    <w:lsdException w:name="Table List 4" w:semiHidden="1" w:unhideWhenUsed="1"/>
+    <w:lsdException w:name="Table List 5" w:semiHidden="1" w:unhideWhenUsed="1"/>
+    <w:lsdException w:name="Table List 6" w:semiHidden="1" w:unhideWhenUsed="1"/>
+    <w:lsdException w:name="Table List 7" w:semiHidden="1" w:unhideWhenUsed="1"/>
+    <w:lsdException w:name="Table List 8" w:semiHidden="1" w:unhideWhenUsed="1"/>
+    <w:lsdException w:name="Table 3D effects 1" w:semiHidden="1" w:unhideWhenUsed="1"/>
+    <w:lsdException w:name="Table 3D effects 2" w:semiHidden="1" w:unhideWhenUsed="1"/>
+    <w:lsdException w:name="Table 3D effects 3" w:semiHidden="1" w:unhideWhenUsed="1"/>
+    <w:lsdException w:name="Table Contemporary" w:semiHidden="1" w:unhideWhenUsed="1"/>
+    <w:lsdException w:name="Table Elegant" w:semiHidden="1" w:unhideWhenUsed="1"/>
+    <w:lsdException w:name="Table Professional" w:semiHidden="1" w:unhideWhenUsed="1"/>
+    <w:lsdException w:name="Table Subtle 1" w:semiHidden="1" w:unhideWhenUsed="1"/>
+    <w:lsdException w:name="Table Subtle 2" w:semiHidden="1" w:unhideWhenUsed="1"/>
+    <w:lsdException w:name="Table Web 1" w:semiHidden="1" w:unhideWhenUsed="1"/>
+    <w:lsdException w:name="Table Web 2" w:semiHidden="1" w:unhideWhenUsed="1"/>
+    <w:lsdException w:name="Table Web 3" w:semiHidden="1" w:unhideWhenUsed="1"/>
+    <w:lsdException w:name="Balloon Text" w:semiHidden="1" w:unhideWhenUsed="1"/>
+    <w:lsdException w:name="Table Grid" w:uiPriority="39"/>
+    <w:lsdException w:name="Table Theme" w:semiHidden="1" w:unhideWhenUsed="1"/>
+    <w:lsdException w:name="Placeholder Text" w:semiHidden="1"/>
+    <w:lsdException w:name="No Spacing" w:uiPriority="1" w:qFormat="1"/>
+    <w:lsdException w:name="Light Shading" w:uiPriority="60"/>
+    <w:lsdException w:name="Light List" w:uiPriority="61"/>
+    <w:lsdException w:name="Light Grid" w:uiPriority="62"/>
+    <w:lsdException w:name="Medium Shading 1" w:uiPriority="63"/>
+    <w:lsdException w:name="Medium Shading 2" w:uiPriority="64"/>
+    <w:lsdException w:name="Medium List 1" w:uiPriority="65"/>
+    <w:lsdException w:name="Medium List 2" w:uiPriority="66"/>
+    <w:lsdException w:name="Medium Grid 1" w:uiPriority="67"/>
+    <w:lsdException w:name="Medium Grid 2" w:uiPriority="68"/>
+    <w:lsdException w:name="Medium Grid 3" w:uiPriority="69"/>
+    <w:lsdException w:name="Dark List" w:uiPriority="70"/>
+    <w:lsdException w:name="Colorful Shading" w:uiPriority="71"/>
+    <w:lsdException w:name="Colorful List" w:uiPriority="72"/>
+    <w:lsdException w:name="Colorful Grid" w:uiPriority="73"/>
+    <w:lsdException w:name="Light Shading Accent 1" w:uiPriority="60"/>
+    <w:lsdException w:name="Light List Accent 1" w:uiPriority="61"/>
+    <w:lsdException w:name="Light Grid Accent 1" w:uiPriority="62"/>
+    <w:lsdException w:name="Medium Shading 1 Accent 1" w:uiPriority="63"/>
+    <w:lsdException w:name="Medium Shading 2 Accent 1" w:uiPriority="64"/>
+    <w:lsdException w:name="Medium List 1 Accent 1" w:uiPriority="65"/>
+    <w:lsdException w:name="Revision" w:semiHidden="1"/>
+    <w:lsdException w:name="List Paragraph" w:uiPriority="34" w:qFormat="1"/>
+    <w:lsdException w:name="Quote" w:uiPriority="29" w:qFormat="1"/>
+    <w:lsdException w:name="Intense Quote" w:uiPriority="30" w:qFormat="1"/>
+    <w:lsdException w:name="Medium List 2 Accent 1" w:uiPriority="66"/>
+    <w:lsdException w:name="Medium Grid 1 Accent 1" w:uiPriority="67"/>
+    <w:lsdException w:name="Medium Grid 2 Accent 1" w:uiPriority="68"/>
+    <w:lsdException w:name="Medium Grid 3 Accent 1" w:uiPriority="69"/>
+    <w:lsdException w:name="Dark List Accent 1" w:uiPriority="70"/>
+    <w:lsdException w:name="Colorful Shading Accent 1" w:uiPriority="71"/>
+    <w:lsdException w:name="Colorful List Accent 1" w:uiPriority="72"/>
+    <w:lsdException w:name="Colorful Grid Accent 1" w:uiPriority="73"/>
+    <w:lsdException w:name="Light Shading Accent 2" w:uiPriority="60"/>
+    <w:lsdException w:name="Light List Accent 2" w:uiPriority="61"/>
+    <w:lsdException w:name="Light Grid Accent 2" w:uiPriority="62"/>
+    <w:lsdException w:name="Medium Shading 1 Accent 2" w:uiPriority="63"/>
+    <w:lsdException w:name="Medium Shading 2 Accent 2" w:uiPriority="64"/>
+    <w:lsdException w:name="Medium List 1 Accent 2" w:uiPriority="65"/>
+    <w:lsdException w:name="Medium List 2 Accent 2" w:uiPriority="66"/>
+    <w:lsdException w:name="Medium Grid 1 Accent 2" w:uiPriority="67"/>
+    <w:lsdException w:name="Medium Grid 2 Accent 2" w:uiPriority="68"/>
+    <w:lsdException w:name="Medium Grid 3 Accent 2" w:uiPriority="69"/>
+    <w:lsdException w:name="Dark List Accent 2" w:uiPriority="70"/>
+    <w:lsdException w:name="Colorful Shading Accent 2" w:uiPriority="71"/>
+    <w:lsdException w:name="Colorful List Accent 2" w:uiPriority="72"/>
+    <w:lsdException w:name="Colorful Grid Accent 2" w:uiPriority="73"/>
+    <w:lsdException w:name="Light Shading Accent 3" w:uiPriority="60"/>
+    <w:lsdException w:name="Light List Accent 3" w:uiPriority="61"/>
+    <w:lsdException w:name="Light Grid Accent 3" w:uiPriority="62"/>
+    <w:lsdException w:name="Medium Shading 1 Accent 3" w:uiPriority="63"/>
+    <w:lsdException w:name="Medium Shading 2 Accent 3" w:uiPriority="64"/>
+    <w:lsdException w:name="Medium List 1 Accent 3" w:uiPriority="65"/>
+    <w:lsdException w:name="Medium List 2 Accent 3" w:uiPriority="66"/>
+    <w:lsdException w:name="Medium Grid 1 Accent 3" w:uiPriority="67"/>
+    <w:lsdException w:name="Medium Grid 2 Accent 3" w:uiPriority="68"/>
+    <w:lsdException w:name="Medium Grid 3 Accent 3" w:uiPriority="69"/>
+    <w:lsdException w:name="Dark List Accent 3" w:uiPriority="70"/>
+    <w:lsdException w:name="Colorful Shading Accent 3" w:uiPriority="71"/>
+    <w:lsdException w:name="Colorful List Accent 3" w:uiPriority="72"/>
+    <w:lsdException w:name="Colorful Grid Accent 3" w:uiPriority="73"/>
+    <w:lsdException w:name="Light Shading Accent 4" w:uiPriority="60"/>
+    <w:lsdException w:name="Light List Accent 4" w:uiPriority="61"/>
+    <w:lsdException w:name="Light Grid Accent 4" w:uiPriority="62"/>
+    <w:lsdException w:name="Medium Shading 1 Accent 4" w:uiPriority="63"/>
+    <w:lsdException w:name="Medium Shading 2 Accent 4" w:uiPriority="64"/>
+    <w:lsdException w:name="Medium List 1 Accent 4" w:uiPriority="65"/>
+    <w:lsdException w:name="Medium List 2 Accent 4" w:uiPriority="66"/>
+    <w:lsdException w:name="Medium Grid 1 Accent 4" w:uiPriority="67"/>
+    <w:lsdException w:name="Medium Grid 2 Accent 4" w:uiPriority="68"/>
+    <w:lsdException w:name="Medium Grid 3 Accent 4" w:uiPriority="69"/>
+    <w:lsdException w:name="Dark List Accent 4" w:uiPriority="70"/>
+    <w:lsdException w:name="Colorful Shading Accent 4" w:uiPriority="71"/>
+    <w:lsdException w:name="Colorful List Accent 4" w:uiPriority="72"/>
+    <w:lsdException w:name="Colorful Grid Accent 4" w:uiPriority="73"/>
+    <w:lsdException w:name="Light Shading Accent 5" w:uiPriority="60"/>
+    <w:lsdException w:name="Light List Accent 5" w:uiPriority="61"/>
+    <w:lsdException w:name="Light Grid Accent 5" w:uiPriority="62"/>
+    <w:lsdException w:name="Medium Shading 1 Accent 5" w:uiPriority="63"/>
+    <w:lsdException w:name="Medium Shading 2 Accent 5" w:uiPriority="64"/>
+    <w:lsdException w:name="Medium List 1 Accent 5" w:uiPriority="65"/>
+    <w:lsdException w:name="Medium List 2 Accent 5" w:uiPriority="66"/>
+    <w:lsdException w:name="Medium Grid 1 Accent 5" w:uiPriority="67"/>
+    <w:lsdException w:name="Medium Grid 2 Accent 5" w:uiPriority="68"/>
+    <w:lsdException w:name="Medium Grid 3 Accent 5" w:uiPriority="69"/>
+    <w:lsdException w:name="Dark List Accent 5" w:uiPriority="70"/>
+    <w:lsdException w:name="Colorful Shading Accent 5" w:uiPriority="71"/>
+    <w:lsdException w:name="Colorful List Accent 5" w:uiPriority="72"/>
+    <w:lsdException w:name="Colorful Grid Accent 5" w:uiPriority="73"/>
+    <w:lsdException w:name="Light Shading Accent 6" w:uiPriority="60"/>
+    <w:lsdException w:name="Light List Accent 6" w:uiPriority="61"/>
+    <w:lsdException w:name="Light Grid Accent 6" w:uiPriority="62"/>
+    <w:lsdException w:name="Medium Shading 1 Accent 6" w:uiPriority="63"/>
+    <w:lsdException w:name="Medium Shading 2 Accent 6" w:uiPriority="64"/>
+    <w:lsdException w:name="Medium List 1 Accent 6" w:uiPriority="65"/>
+    <w:lsdException w:name="Medium List 2 Accent 6" w:uiPriority="66"/>
+    <w:lsdException w:name="Medium Grid 1 Accent 6" w:uiPriority="67"/>
+    <w:lsdException w:name="Medium Grid 2 Accent 6" w:uiPriority="68"/>
+    <w:lsdException w:name="Medium Grid 3 Accent 6" w:uiPriority="69"/>
+    <w:lsdException w:name="Dark List Accent 6" w:uiPriority="70"/>
+    <w:lsdException w:name="Colorful Shading Accent 6" w:uiPriority="71"/>
+    <w:lsdException w:name="Colorful List Accent 6" w:uiPriority="72"/>
+    <w:lsdException w:name="Colorful Grid Accent 6" w:uiPriority="73"/>
+    <w:lsdException w:name="Subtle Emphasis" w:uiPriority="19" w:qFormat="1"/>
+    <w:lsdException w:name="Intense Emphasis" w:uiPriority="21" w:qFormat="1"/>
+    <w:lsdException w:name="Subtle Reference" w:uiPriority="31" w:qFormat="1"/>
+    <w:lsdException w:name="Intense Reference" w:uiPriority="32" w:qFormat="1"/>
+    <w:lsdException w:name="Book Title" w:uiPriority="33" w:qFormat="1"/>
+    <w:lsdException w:name="Bibliography" w:semiHidden="1" w:uiPriority="37" w:unhideWhenUsed="1"/>
+    <w:lsdException w:name="TOC Heading" w:semiHidden="1" w:uiPriority="39" w:unhideWhenUsed="1" w:qFormat="1"/>
+    <w:lsdException w:name="Plain Table 1" w:uiPriority="41"/>
+    <w:lsdException w:name="Plain Table 2" w:uiPriority="42"/>
+    <w:lsdException w:name="Plain Table 3" w:uiPriority="43"/>
+    <w:lsdException w:name="Plain Table 4" w:uiPriority="44"/>
+    <w:lsdException w:name="Plain Table 5" w:uiPriority="45"/>
+    <w:lsdException w:name="Grid Table Light" w:uiPriority="40"/>
+    <w:lsdException w:name="Grid Table 1 Light" w:uiPriority="46"/>
+    <w:lsdException w:name="Grid Table 2" w:uiPriority="47"/>
+    <w:lsdException w:name="Grid Table 3" w:uiPriority="48"/>
+    <w:lsdException w:name="Grid Table 4" w:uiPriority="49"/>
+    <w:lsdException w:name="Grid Table 5 Dark" w:uiPriority="50"/>
+    <w:lsdException w:name="Grid Table 6 Colorful" w:uiPriority="51"/>
+    <w:lsdException w:name="Grid Table 7 Colorful" w:uiPriority="52"/>
+    <w:lsdException w:name="Grid Table 1 Light Accent 1" w:uiPriority="46"/>
+    <w:lsdException w:name="Grid Table 2 Accent 1" w:uiPriority="47"/>
+    <w:lsdException w:name="Grid Table 3 Accent 1" w:uiPriority="48"/>
+    <w:lsdException w:name="Grid Table 4 Accent 1" w:uiPriority="49"/>
+    <w:lsdException w:name="Grid Table 5 Dark Accent 1" w:uiPriority="50"/>
+    <w:lsdException w:name="Grid Table 6 Colorful Accent 1" w:uiPriority="51"/>
+    <w:lsdException w:name="Grid Table 7 Colorful Accent 1" w:uiPriority="52"/>
+    <w:lsdException w:name="Grid Table 1 Light Accent 2" w:uiPriority="46"/>
+    <w:lsdException w:name="Grid Table 2 Accent 2" w:uiPriority="47"/>
+    <w:lsdException w:name="Grid Table 3 Accent 2" w:uiPriority="48"/>
+    <w:lsdException w:name="Grid Table 4 Accent 2" w:uiPriority="49"/>
+    <w:lsdException w:name="Grid Table 5 Dark Accent 2" w:uiPriority="50"/>
+    <w:lsdException w:name="Grid Table 6 Colorful Accent 2" w:uiPriority="51"/>
+    <w:lsdException w:name="Grid Table 7 Colorful Accent 2" w:uiPriority="52"/>
+    <w:lsdException w:name="Grid Table 1 Light Accent 3" w:uiPriority="46"/>
+    <w:lsdException w:name="Grid Table 2 Accent 3" w:uiPriority="47"/>
+    <w:lsdException w:name="Grid Table 3 Accent 3" w:uiPriority="48"/>
+    <w:lsdException w:name="Grid Table 4 Accent 3" w:uiPriority="49"/>
+    <w:lsdException w:name="Grid Table 5 Dark Accent 3" w:uiPriority="50"/>
+    <w:lsdException w:name="Grid Table 6 Colorful Accent 3" w:uiPriority="51"/>
+    <w:lsdException w:name="Grid Table 7 Colorful Accent 3" w:uiPriority="52"/>
+    <w:lsdException w:name="Grid Table 1 Light Accent 4" w:uiPriority="46"/>
+    <w:lsdException w:name="Grid Table 2 Accent 4" w:uiPriority="47"/>
+    <w:lsdException w:name="Grid Table 3 Accent 4" w:uiPriority="48"/>
+    <w:lsdException w:name="Grid Table 4 Accent 4" w:uiPriority="49"/>
+    <w:lsdException w:name="Grid Table 5 Dark Accent 4" w:uiPriority="50"/>
+    <w:lsdException w:name="Grid Table 6 Colorful Accent 4" w:uiPriority="51"/>
+    <w:lsdException w:name="Grid Table 7 Colorful Accent 4" w:uiPriority="52"/>
+    <w:lsdException w:name="Grid Table 1 Light Accent 5" w:uiPriority="46"/>
+    <w:lsdException w:name="Grid Table 2 Accent 5" w:uiPriority="47"/>
+    <w:lsdException w:name="Grid Table 3 Accent 5" w:uiPriority="48"/>
+    <w:lsdException w:name="Grid Table 4 Accent 5" w:uiPriority="49"/>
+    <w:lsdException w:name="Grid Table 5 Dark Accent 5" w:uiPriority="50"/>
+    <w:lsdException w:name="Grid Table 6 Colorful Accent 5" w:uiPriority="51"/>
+    <w:lsdException w:name="Grid Table 7 Colorful Accent 5" w:uiPriority="52"/>
+    <w:lsdException w:name="Grid Table 1 Light Accent 6" w:uiPriority="46"/>
+    <w:lsdException w:name="Grid Table 2 Accent 6" w:uiPriority="47"/>
+    <w:lsdException w:name="Grid Table 3 Accent 6" w:uiPriority="48"/>
+    <w:lsdException w:name="Grid Table 4 Accent 6" w:uiPriority="49"/>
+    <w:lsdException w:name="Grid Table 5 Dark Accent 6" w:uiPriority="50"/>
+    <w:lsdException w:name="Grid Table 6 Colorful Accent 6" w:uiPriority="51"/>
+    <w:lsdException w:name="Grid Table 7 Colorful Accent 6" w:uiPriority="52"/>
+    <w:lsdException w:name="List Table 1 Light" w:uiPriority="46"/>
+    <w:lsdException w:name="List Table 2" w:uiPriority="47"/>
+    <w:lsdException w:name="List Table 3" w:uiPriority="48"/>
+    <w:lsdException w:name="List Table 4" w:uiPriority="49"/>
+    <w:lsdException w:name="List Table 5 Dark" w:uiPriority="50"/>
+    <w:lsdException w:name="List Table 6 Colorful" w:uiPriority="51"/>
+    <w:lsdException w:name="List Table 7 Colorful" w:uiPriority="52"/>
+    <w:lsdException w:name="List Table 1 Light Accent 1" w:uiPriority="46"/>
+    <w:lsdException w:name="List Table 2 Accent 1" w:uiPriority="47"/>
+    <w:lsdException w:name="List Table 3 Accent 1" w:uiPriority="48"/>
+    <w:lsdException w:name="List Table 4 Accent 1" w:uiPriority="49"/>
+    <w:lsdException w:name="List Table 5 Dark Accent 1" w:uiPriority="50"/>
+    <w:lsdException w:name="List Table 6 Colorful Accent 1" w:uiPriority="51"/>
+    <w:lsdException w:name="List Table 7 Colorful Accent 1" w:uiPriority="52"/>
+    <w:lsdException w:name="List Table 1 Light Accent 2" w:uiPriority="46"/>
+    <w:lsdException w:name="List Table 2 Accent 2" w:uiPriority="47"/>
+    <w:lsdException w:name="List Table 3 Accent 2" w:uiPriority="48"/>
+    <w:lsdException w:name="List Table 4 Accent 2" w:uiPriority="49"/>
+    <w:lsdException w:name="List Table 5 Dark Accent 2" w:uiPriority="50"/>
+    <w:lsdException w:name="List Table 6 Colorful Accent 2" w:uiPriority="51"/>
+    <w:lsdException w:name="List Table 7 Colorful Accent 2" w:uiPriority="52"/>
+    <w:lsdException w:name="List Table 1 Light Accent 3" w:uiPriority="46"/>
+    <w:lsdException w:name="List Table 2 Accent 3" w:uiPriority="47"/>
+    <w:lsdException w:name="List Table 3 Accent 3" w:uiPriority="48"/>
+    <w:lsdException w:name="List Table 4 Accent 3" w:uiPriority="49"/>
+    <w:lsdException w:name="List Table 5 Dark Accent 3" w:uiPriority="50"/>
+    <w:lsdException w:name="List Table 6 Colorful Accent 3" w:uiPriority="51"/>
+    <w:lsdException w:name="List Table 7 Colorful Accent 3" w:uiPriority="52"/>
+    <w:lsdException w:name="List Table 1 Light Accent 4" w:uiPriority="46"/>
+    <w:lsdException w:name="List Table 2 Accent 4" w:uiPriority="47"/>
+    <w:lsdException w:name="List Table 3 Accent 4" w:uiPriority="48"/>
+    <w:lsdException w:name="List Table 4 Accent 4" w:uiPriority="49"/>
+    <w:lsdException w:name="List Table 5 Dark Accent 4" w:uiPriority="50"/>
+    <w:lsdException w:name="List Table 6 Colorful Accent 4" w:uiPriority="51"/>
+    <w:lsdException w:name="List Table 7 Colorful Accent 4" w:uiPriority="52"/>
+    <w:lsdException w:name="List Table 1 Light Accent 5" w:uiPriority="46"/>
+    <w:lsdException w:name="List Table 2 Accent 5" w:uiPriority="47"/>
+    <w:lsdException w:name="List Table 3 Accent 5" w:uiPriority="48"/>
+    <w:lsdException w:name="List Table 4 Accent 5" w:uiPriority="49"/>
+    <w:lsdException w:name="List Table 5 Dark Accent 5" w:uiPriority="50"/>
+    <w:lsdException w:name="List Table 6 Colorful Accent 5" w:uiPriority="51"/>
+    <w:lsdException w:name="List Table 7 Colorful Accent 5" w:uiPriority="52"/>
+    <w:lsdException w:name="List Table 1 Light Accent 6" w:uiPriority="46"/>
+    <w:lsdException w:name="List Table 2 Accent 6" w:uiPriority="47"/>
+    <w:lsdException w:name="List Table 3 Accent 6" w:uiPriority="48"/>
+    <w:lsdException w:name="List Table 4 Accent 6" w:uiPriority="49"/>
+    <w:lsdException w:name="List Table 5 Dark Accent 6" w:uiPriority="50"/>
+    <w:lsdException w:name="List Table 6 Colorful Accent 6" w:uiPriority="51"/>
+    <w:lsdException w:name="List Table 7 Colorful Accent 6" w:uiPriority="52"/>
+    <w:lsdException w:name="Mention" w:semiHidden="1" w:unhideWhenUsed="1"/>
+    <w:lsdException w:name="Smart Hyperlink" w:semiHidden="1" w:unhideWhenUsed="1"/>
+    <w:lsdException w:name="Hashtag" w:semiHidden="1" w:unhideWhenUsed="1"/>
+    <w:lsdException w:name="Unresolved Mention" w:semiHidden="1" w:unhideWhenUsed="1"/>
+    <w:lsdException w:name="Smart Link" w:semiHidden="1" w:unhideWhenUsed="1"/>
+  </w:latentStyles>
+  <w:style w:type="paragraph" w:default="1" w:styleId="Normal">
+    <w:name w:val="Normal"/>
+    <w:qFormat/>
+  </w:style>
+  <w:style w:type="paragraph" w:styleId="Heading1">
+    <w:name w:val="heading 1"/>
+    <w:uiPriority w:val="9"/>
+    <w:qFormat/>
+    <w:pPr>
+      <w:outlineLvl w:val="0"/>
+    </w:pPr>
+    <w:rPr>
+      <w:color w:val="2E74B5"/>
+      <w:sz w:val="32"/>
+      <w:szCs w:val="32"/>
+    </w:rPr>
+  </w:style>
+  <w:style w:type="paragraph" w:styleId="Heading2">
+    <w:name w:val="heading 2"/>
+    <w:uiPriority w:val="9"/>
+    <w:semiHidden/>
+    <w:unhideWhenUsed/>
+    <w:qFormat/>
+    <w:pPr>
+      <w:outlineLvl w:val="1"/>
+    </w:pPr>
+    <w:rPr>
+      <w:color w:val="2E74B5"/>
+      <w:sz w:val="26"/>
+      <w:szCs w:val="26"/>
+    </w:rPr>
+  </w:style>
+  <w:style w:type="paragraph" w:styleId="Heading3">
+    <w:name w:val="heading 3"/>
+    <w:uiPriority w:val="9"/>
+    <w:semiHidden/>
+    <w:unhideWhenUsed/>
+    <w:qFormat/>
+    <w:pPr>
+      <w:outlineLvl w:val="2"/>
+    </w:pPr>
+    <w:rPr>
+      <w:color w:val="1F4D78"/>
+      <w:sz w:val="24"/>
+      <w:szCs w:val="24"/>
+    </w:rPr>
+  </w:style>
+  <w:style w:type="paragraph" w:styleId="Heading4">
+    <w:name w:val="heading 4"/>
+    <w:uiPriority w:val="9"/>
+    <w:semiHidden/>
+    <w:unhideWhenUsed/>
+    <w:qFormat/>
+    <w:pPr>
+      <w:outlineLvl w:val="3"/>
+    </w:pPr>
+    <w:rPr>
+      <w:i/>
+      <w:iCs/>
+      <w:color w:val="2E74B5"/>
+    </w:rPr>
+  </w:style>
+  <w:style w:type="paragraph" w:styleId="Heading5">
+    <w:name w:val="heading 5"/>
+    <w:uiPriority w:val="9"/>
+    <w:semiHidden/>
+    <w:unhideWhenUsed/>
+    <w:qFormat/>
+    <w:pPr>
+      <w:outlineLvl w:val="4"/>
+    </w:pPr>
+    <w:rPr>
+      <w:color w:val="2E74B5"/>
+    </w:rPr>
+  </w:style>
+  <w:style w:type="paragraph" w:styleId="Heading6">
+    <w:name w:val="heading 6"/>
+    <w:uiPriority w:val="9"/>
+    <w:semiHidden/>
+    <w:unhideWhenUsed/>
+    <w:qFormat/>
+    <w:pPr>
+      <w:outlineLvl w:val="5"/>
+    </w:pPr>
+    <w:rPr>
+      <w:color w:val="1F4D78"/>
+    </w:rPr>
+  </w:style>
+  <w:style w:type="character" w:default="1" w:styleId="DefaultParagraphFont">
+    <w:name w:val="Default Paragraph Font"/>
+    <w:uiPriority w:val="1"/>
+    <w:semiHidden/>
+    <w:unhideWhenUsed/>
+  </w:style>
+  <w:style w:type="table" w:default="1" w:styleId="TableNormal">
+    <w:name w:val="Normal Table"/>
+    <w:uiPriority w:val="99"/>
+    <w:semiHidden/>
+    <w:unhideWhenUsed/>
+    <w:tblPr>
+      <w:tblInd w:w="0" w:type="dxa"/>
+      <w:tblCellMar>
+        <w:top w:w="0" w:type="dxa"/>
+        <w:left w:w="108" w:type="dxa"/>
+        <w:bottom w:w="0" w:type="dxa"/>
+        <w:right w:w="108" w:type="dxa"/>
+      </w:tblCellMar>
+    </w:tblPr>
+  </w:style>
+  <w:style w:type="numbering" w:default="1" w:styleId="NoList">
+    <w:name w:val="No List"/>
+    <w:uiPriority w:val="99"/>
+    <w:semiHidden/>
+    <w:unhideWhenUsed/>
+  </w:style>
   <w:style w:type="paragraph" w:styleId="Title">
     <w:name w:val="Title"/>
-    <w:basedOn w:val="Normal"/>
-    <w:next w:val="Normal"/>
+    <w:uiPriority w:val="10"/>
     <w:qFormat/>
     <w:rPr>
       <w:sz w:val="56"/>
       <w:szCs w:val="56"/>
     </w:rPr>
   </w:style>
-  <w:style w:type="paragraph" w:styleId="Heading1">
-    <w:name w:val="Heading 1"/>
-    <w:basedOn w:val="Normal"/>
-    <w:next w:val="Normal"/>
-    <w:qFormat/>
-    <w:rPr>
-      <w:color w:val="2E74B5"/>
-      <w:sz w:val="32"/>
-      <w:szCs w:val="32"/>
-    </w:rPr>
-  </w:style>
-  <w:style w:type="paragraph" w:styleId="Heading2">
-    <w:name w:val="Heading 2"/>
-    <w:basedOn w:val="Normal"/>
-    <w:next w:val="Normal"/>
-    <w:qFormat/>
-    <w:rPr>
-      <w:color w:val="2E74B5"/>
-      <w:sz w:val="26"/>
-      <w:szCs w:val="26"/>
-    </w:rPr>
-  </w:style>
-  <w:style w:type="paragraph" w:styleId="Heading3">
-    <w:name w:val="Heading 3"/>
-    <w:basedOn w:val="Normal"/>
-    <w:next w:val="Normal"/>
-    <w:qFormat/>
-    <w:rPr>
-      <w:color w:val="1F4D78"/>
-      <w:sz w:val="24"/>
-      <w:szCs w:val="24"/>
-    </w:rPr>
-  </w:style>
-  <w:style w:type="paragraph" w:styleId="Heading4">
-    <w:name w:val="Heading 4"/>
-    <w:basedOn w:val="Normal"/>
-    <w:next w:val="Normal"/>
-    <w:qFormat/>
-    <w:rPr>
-      <w:i/>
-      <w:iCs/>
-      <w:color w:val="2E74B5"/>
-    </w:rPr>
-  </w:style>
-  <w:style w:type="paragraph" w:styleId="Heading5">
-    <w:name w:val="Heading 5"/>
-    <w:basedOn w:val="Normal"/>
-    <w:next w:val="Normal"/>
-    <w:qFormat/>
-    <w:rPr>
-      <w:color w:val="2E74B5"/>
-    </w:rPr>
-  </w:style>
-  <w:style w:type="paragraph" w:styleId="Heading6">
-    <w:name w:val="Heading 6"/>
-    <w:basedOn w:val="Normal"/>
-    <w:next w:val="Normal"/>
-    <w:qFormat/>
-    <w:rPr>
-      <w:color w:val="1F4D78"/>
-    </w:rPr>
-  </w:style>
-  <w:style w:type="paragraph" w:styleId="Strong">
-    <w:name w:val="Strong"/>
-    <w:basedOn w:val="Normal"/>
-    <w:next w:val="Normal"/>
+  <w:style w:type="paragraph" w:customStyle="1" w:styleId="Strong1">
+    <w:name w:val="Strong1"/>
     <w:qFormat/>
     <w:rPr>
       <w:b/>
@@ -974,12 +1409,10 @@
   </w:style>
   <w:style w:type="paragraph" w:styleId="ListParagraph">
     <w:name w:val="List Paragraph"/>
-    <w:basedOn w:val="Normal"/>
     <w:qFormat/>
   </w:style>
   <w:style w:type="character" w:styleId="Hyperlink">
     <w:name w:val="Hyperlink"/>
-    <w:basedOn w:val="DefaultParagraphFont"/>
     <w:uiPriority w:val="99"/>
     <w:unhideWhenUsed/>
     <w:rPr>
@@ -989,7 +1422,6 @@
   </w:style>
   <w:style w:type="character" w:styleId="FootnoteReference">
     <w:name w:val="footnote reference"/>
-    <w:basedOn w:val="DefaultParagraphFont"/>
     <w:uiPriority w:val="99"/>
     <w:semiHidden/>
     <w:unhideWhenUsed/>
@@ -999,22 +1431,13 @@
   </w:style>
   <w:style w:type="paragraph" w:styleId="FootnoteText">
     <w:name w:val="footnote text"/>
-    <w:basedOn w:val="Normal"/>
     <w:link w:val="FootnoteTextChar"/>
     <w:uiPriority w:val="99"/>
     <w:semiHidden/>
     <w:unhideWhenUsed/>
-    <w:pPr>
-      <w:spacing w:after="0" w:line="240" w:lineRule="auto"/>
-    </w:pPr>
-    <w:rPr>
-      <w:sz w:val="20"/>
-      <w:szCs w:val="20"/>
-    </w:rPr>
-  </w:style>
-  <w:style w:type="character" w:styleId="FootnoteTextChar">
+  </w:style>
+  <w:style w:type="character" w:customStyle="1" w:styleId="FootnoteTextChar">
     <w:name w:val="Footnote Text Char"/>
-    <w:basedOn w:val="DefaultParagraphFont"/>
     <w:link w:val="FootnoteText"/>
     <w:uiPriority w:val="99"/>
     <w:semiHidden/>
@@ -1026,7 +1449,6 @@
   </w:style>
   <w:style w:type="character" w:styleId="EndnoteReference">
     <w:name w:val="endnote reference"/>
-    <w:basedOn w:val="DefaultParagraphFont"/>
     <w:uiPriority w:val="99"/>
     <w:semiHidden/>
     <w:unhideWhenUsed/>
@@ -1036,22 +1458,13 @@
   </w:style>
   <w:style w:type="paragraph" w:styleId="EndnoteText">
     <w:name w:val="endnote text"/>
-    <w:basedOn w:val="Normal"/>
     <w:link w:val="EndnoteTextChar"/>
     <w:uiPriority w:val="99"/>
     <w:semiHidden/>
     <w:unhideWhenUsed/>
-    <w:pPr>
-      <w:spacing w:after="0" w:line="240" w:lineRule="auto"/>
-    </w:pPr>
-    <w:rPr>
-      <w:sz w:val="20"/>
-      <w:szCs w:val="20"/>
-    </w:rPr>
-  </w:style>
-  <w:style w:type="character" w:styleId="EndnoteTextChar">
+  </w:style>
+  <w:style w:type="character" w:customStyle="1" w:styleId="EndnoteTextChar">
     <w:name w:val="Endnote Text Char"/>
-    <w:basedOn w:val="DefaultParagraphFont"/>
     <w:link w:val="EndnoteText"/>
     <w:uiPriority w:val="99"/>
     <w:semiHidden/>
@@ -1062,4 +1475,319 @@
     </w:rPr>
   </w:style>
 </w:styles>
+</file>
+
+<file path=word/theme/theme1.xml><?xml version="1.0" encoding="utf-8"?>
+<a:theme xmlns:a="http://schemas.openxmlformats.org/drawingml/2006/main" name="Office Theme">
+  <a:themeElements>
+    <a:clrScheme name="Office">
+      <a:dk1>
+        <a:sysClr val="windowText" lastClr="000000"/>
+      </a:dk1>
+      <a:lt1>
+        <a:sysClr val="window" lastClr="FFFFFF"/>
+      </a:lt1>
+      <a:dk2>
+        <a:srgbClr val="0E2841"/>
+      </a:dk2>
+      <a:lt2>
+        <a:srgbClr val="E8E8E8"/>
+      </a:lt2>
+      <a:accent1>
+        <a:srgbClr val="156082"/>
+      </a:accent1>
+      <a:accent2>
+        <a:srgbClr val="E97132"/>
+      </a:accent2>
+      <a:accent3>
+        <a:srgbClr val="196B24"/>
+      </a:accent3>
+      <a:accent4>
+        <a:srgbClr val="0F9ED5"/>
+      </a:accent4>
+      <a:accent5>
+        <a:srgbClr val="A02B93"/>
+      </a:accent5>
+      <a:accent6>
+        <a:srgbClr val="4EA72E"/>
+      </a:accent6>
+      <a:hlink>
+        <a:srgbClr val="467886"/>
+      </a:hlink>
+      <a:folHlink>
+        <a:srgbClr val="96607D"/>
+      </a:folHlink>
+    </a:clrScheme>
+    <a:fontScheme name="Office">
+      <a:majorFont>
+        <a:latin typeface="Aptos Display" panose="02110004020202020204"/>
+        <a:ea typeface=""/>
+        <a:cs typeface=""/>
+        <a:font script="Jpan" typeface="游ゴシック Light"/>
+        <a:font script="Hang" typeface="맑은 고딕"/>
+        <a:font script="Hans" typeface="等线 Light"/>
+        <a:font script="Hant" typeface="新細明體"/>
+        <a:font script="Arab" typeface="Times New Roman"/>
+        <a:font script="Hebr" typeface="Times New Roman"/>
+        <a:font script="Thai" typeface="Angsana New"/>
+        <a:font script="Ethi" typeface="Nyala"/>
+        <a:font script="Beng" typeface="Vrinda"/>
+        <a:font script="Gujr" typeface="Shruti"/>
+        <a:font script="Khmr" typeface="MoolBoran"/>
+        <a:font script="Knda" typeface="Tunga"/>
+        <a:font script="Guru" typeface="Raavi"/>
+        <a:font script="Cans" typeface="Euphemia"/>
+        <a:font script="Cher" typeface="Plantagenet Cherokee"/>
+        <a:font script="Yiii" typeface="Microsoft Yi Baiti"/>
+        <a:font script="Tibt" typeface="Microsoft Himalaya"/>
+        <a:font script="Thaa" typeface="MV Boli"/>
+        <a:font script="Deva" typeface="Mangal"/>
+        <a:font script="Telu" typeface="Gautami"/>
+        <a:font script="Taml" typeface="Latha"/>
+        <a:font script="Syrc" typeface="Estrangelo Edessa"/>
+        <a:font script="Orya" typeface="Kalinga"/>
+        <a:font script="Mlym" typeface="Kartika"/>
+        <a:font script="Laoo" typeface="DokChampa"/>
+        <a:font script="Sinh" typeface="Iskoola Pota"/>
+        <a:font script="Mong" typeface="Mongolian Baiti"/>
+        <a:font script="Viet" typeface="Times New Roman"/>
+        <a:font script="Uigh" typeface="Microsoft Uighur"/>
+        <a:font script="Geor" typeface="Sylfaen"/>
+        <a:font script="Armn" typeface="Arial"/>
+        <a:font script="Bugi" typeface="Leelawadee UI"/>
+        <a:font script="Bopo" typeface="Microsoft JhengHei"/>
+        <a:font script="Java" typeface="Javanese Text"/>
+        <a:font script="Lisu" typeface="Segoe UI"/>
+        <a:font script="Mymr" typeface="Myanmar Text"/>
+        <a:font script="Nkoo" typeface="Ebrima"/>
+        <a:font script="Olck" typeface="Nirmala UI"/>
+        <a:font script="Osma" typeface="Ebrima"/>
+        <a:font script="Phag" typeface="Phagspa"/>
+        <a:font script="Syrn" typeface="Estrangelo Edessa"/>
+        <a:font script="Syrj" typeface="Estrangelo Edessa"/>
+        <a:font script="Syre" typeface="Estrangelo Edessa"/>
+        <a:font script="Sora" typeface="Nirmala UI"/>
+        <a:font script="Tale" typeface="Microsoft Tai Le"/>
+        <a:font script="Talu" typeface="Microsoft New Tai Lue"/>
+        <a:font script="Tfng" typeface="Ebrima"/>
+      </a:majorFont>
+      <a:minorFont>
+        <a:latin typeface="Aptos" panose="02110004020202020204"/>
+        <a:ea typeface=""/>
+        <a:cs typeface=""/>
+        <a:font script="Jpan" typeface="游明朝"/>
+        <a:font script="Hang" typeface="맑은 고딕"/>
+        <a:font script="Hans" typeface="等线"/>
+        <a:font script="Hant" typeface="新細明體"/>
+        <a:font script="Arab" typeface="Arial"/>
+        <a:font script="Hebr" typeface="Arial"/>
+        <a:font script="Thai" typeface="Cordia New"/>
+        <a:font script="Ethi" typeface="Nyala"/>
+        <a:font script="Beng" typeface="Vrinda"/>
+        <a:font script="Gujr" typeface="Shruti"/>
+        <a:font script="Khmr" typeface="DaunPenh"/>
+        <a:font script="Knda" typeface="Tunga"/>
+        <a:font script="Guru" typeface="Raavi"/>
+        <a:font script="Cans" typeface="Euphemia"/>
+        <a:font script="Cher" typeface="Plantagenet Cherokee"/>
+        <a:font script="Yiii" typeface="Microsoft Yi Baiti"/>
+        <a:font script="Tibt" typeface="Microsoft Himalaya"/>
+        <a:font script="Thaa" typeface="MV Boli"/>
+        <a:font script="Deva" typeface="Mangal"/>
+        <a:font script="Telu" typeface="Gautami"/>
+        <a:font script="Taml" typeface="Latha"/>
+        <a:font script="Syrc" typeface="Estrangelo Edessa"/>
+        <a:font script="Orya" typeface="Kalinga"/>
+        <a:font script="Mlym" typeface="Kartika"/>
+        <a:font script="Laoo" typeface="DokChampa"/>
+        <a:font script="Sinh" typeface="Iskoola Pota"/>
+        <a:font script="Mong" typeface="Mongolian Baiti"/>
+        <a:font script="Viet" typeface="Arial"/>
+        <a:font script="Uigh" typeface="Microsoft Uighur"/>
+        <a:font script="Geor" typeface="Sylfaen"/>
+        <a:font script="Armn" typeface="Arial"/>
+        <a:font script="Bugi" typeface="Leelawadee UI"/>
+        <a:font script="Bopo" typeface="Microsoft JhengHei"/>
+        <a:font script="Java" typeface="Javanese Text"/>
+        <a:font script="Lisu" typeface="Segoe UI"/>
+        <a:font script="Mymr" typeface="Myanmar Text"/>
+        <a:font script="Nkoo" typeface="Ebrima"/>
+        <a:font script="Olck" typeface="Nirmala UI"/>
+        <a:font script="Osma" typeface="Ebrima"/>
+        <a:font script="Phag" typeface="Phagspa"/>
+        <a:font script="Syrn" typeface="Estrangelo Edessa"/>
+        <a:font script="Syrj" typeface="Estrangelo Edessa"/>
+        <a:font script="Syre" typeface="Estrangelo Edessa"/>
+        <a:font script="Sora" typeface="Nirmala UI"/>
+        <a:font script="Tale" typeface="Microsoft Tai Le"/>
+        <a:font script="Talu" typeface="Microsoft New Tai Lue"/>
+        <a:font script="Tfng" typeface="Ebrima"/>
+      </a:minorFont>
+    </a:fontScheme>
+    <a:fmtScheme name="Office">
+      <a:fillStyleLst>
+        <a:solidFill>
+          <a:schemeClr val="phClr"/>
+        </a:solidFill>
+        <a:gradFill rotWithShape="1">
+          <a:gsLst>
+            <a:gs pos="0">
+              <a:schemeClr val="phClr">
+                <a:lumMod val="110000"/>
+                <a:satMod val="105000"/>
+                <a:tint val="67000"/>
+              </a:schemeClr>
+            </a:gs>
+            <a:gs pos="50000">
+              <a:schemeClr val="phClr">
+                <a:lumMod val="105000"/>
+                <a:satMod val="103000"/>
+                <a:tint val="73000"/>
+              </a:schemeClr>
+            </a:gs>
+            <a:gs pos="100000">
+              <a:schemeClr val="phClr">
+                <a:lumMod val="105000"/>
+                <a:satMod val="109000"/>
+                <a:tint val="81000"/>
+              </a:schemeClr>
+            </a:gs>
+          </a:gsLst>
+          <a:lin ang="5400000" scaled="0"/>
+        </a:gradFill>
+        <a:gradFill rotWithShape="1">
+          <a:gsLst>
+            <a:gs pos="0">
+              <a:schemeClr val="phClr">
+                <a:satMod val="103000"/>
+                <a:lumMod val="102000"/>
+                <a:tint val="94000"/>
+              </a:schemeClr>
+            </a:gs>
+            <a:gs pos="50000">
+              <a:schemeClr val="phClr">
+                <a:satMod val="110000"/>
+                <a:lumMod val="100000"/>
+                <a:shade val="100000"/>
+              </a:schemeClr>
+            </a:gs>
+            <a:gs pos="100000">
+              <a:schemeClr val="phClr">
+                <a:lumMod val="99000"/>
+                <a:satMod val="120000"/>
+                <a:shade val="78000"/>
+              </a:schemeClr>
+            </a:gs>
+          </a:gsLst>
+          <a:lin ang="5400000" scaled="0"/>
+        </a:gradFill>
+      </a:fillStyleLst>
+      <a:lnStyleLst>
+        <a:ln w="12700" cap="flat" cmpd="sng" algn="ctr">
+          <a:solidFill>
+            <a:schemeClr val="phClr"/>
+          </a:solidFill>
+          <a:prstDash val="solid"/>
+          <a:miter lim="800000"/>
+        </a:ln>
+        <a:ln w="19050" cap="flat" cmpd="sng" algn="ctr">
+          <a:solidFill>
+            <a:schemeClr val="phClr"/>
+          </a:solidFill>
+          <a:prstDash val="solid"/>
+          <a:miter lim="800000"/>
+        </a:ln>
+        <a:ln w="25400" cap="flat" cmpd="sng" algn="ctr">
+          <a:solidFill>
+            <a:schemeClr val="phClr"/>
+          </a:solidFill>
+          <a:prstDash val="solid"/>
+          <a:miter lim="800000"/>
+        </a:ln>
+      </a:lnStyleLst>
+      <a:effectStyleLst>
+        <a:effectStyle>
+          <a:effectLst/>
+        </a:effectStyle>
+        <a:effectStyle>
+          <a:effectLst/>
+        </a:effectStyle>
+        <a:effectStyle>
+          <a:effectLst>
+            <a:outerShdw blurRad="57150" dist="19050" dir="5400000" algn="ctr" rotWithShape="0">
+              <a:srgbClr val="000000">
+                <a:alpha val="63000"/>
+              </a:srgbClr>
+            </a:outerShdw>
+          </a:effectLst>
+        </a:effectStyle>
+      </a:effectStyleLst>
+      <a:bgFillStyleLst>
+        <a:solidFill>
+          <a:schemeClr val="phClr"/>
+        </a:solidFill>
+        <a:solidFill>
+          <a:schemeClr val="phClr">
+            <a:tint val="95000"/>
+            <a:satMod val="170000"/>
+          </a:schemeClr>
+        </a:solidFill>
+        <a:gradFill rotWithShape="1">
+          <a:gsLst>
+            <a:gs pos="0">
+              <a:schemeClr val="phClr">
+                <a:tint val="93000"/>
+                <a:satMod val="150000"/>
+                <a:shade val="98000"/>
+                <a:lumMod val="102000"/>
+              </a:schemeClr>
+            </a:gs>
+            <a:gs pos="50000">
+              <a:schemeClr val="phClr">
+                <a:tint val="98000"/>
+                <a:satMod val="130000"/>
+                <a:shade val="90000"/>
+                <a:lumMod val="103000"/>
+              </a:schemeClr>
+            </a:gs>
+            <a:gs pos="100000">
+              <a:schemeClr val="phClr">
+                <a:shade val="63000"/>
+                <a:satMod val="120000"/>
+              </a:schemeClr>
+            </a:gs>
+          </a:gsLst>
+          <a:lin ang="5400000" scaled="0"/>
+        </a:gradFill>
+      </a:bgFillStyleLst>
+    </a:fmtScheme>
+  </a:themeElements>
+  <a:objectDefaults>
+    <a:lnDef>
+      <a:spPr/>
+      <a:bodyPr/>
+      <a:lstStyle/>
+      <a:style>
+        <a:lnRef idx="2">
+          <a:schemeClr val="accent1"/>
+        </a:lnRef>
+        <a:fillRef idx="0">
+          <a:schemeClr val="accent1"/>
+        </a:fillRef>
+        <a:effectRef idx="1">
+          <a:schemeClr val="accent1"/>
+        </a:effectRef>
+        <a:fontRef idx="minor">
+          <a:schemeClr val="tx1"/>
+        </a:fontRef>
+      </a:style>
+    </a:lnDef>
+  </a:objectDefaults>
+  <a:extraClrSchemeLst/>
+  <a:extLst>
+    <a:ext uri="{05A4C25C-085E-4340-85A3-A5531E510DB2}">
+      <thm15:themeFamily xmlns:thm15="http://schemas.microsoft.com/office/thememl/2012/main" name="Office Theme" id="{2E142A2C-CD16-42D6-873A-C26D2A0506FA}" vid="{1BDDFF52-6CD6-40A5-AB3C-68EB2F1E4D0A}"/>
+    </a:ext>
+  </a:extLst>
+</a:theme>
 </file>